--- a/hw-final/nop-bai/34. Huynh Quoc Buu DACK.docx
+++ b/hw-final/nop-bai/34. Huynh Quoc Buu DACK.docx
@@ -1250,8 +1250,13 @@
       <w:pPr>
         <w:pStyle w:val="NoSpacing"/>
       </w:pPr>
-      <w:r>
-        <w:t>Link google downloaded từ Kaggle:</w:t>
+      <w:proofErr w:type="gramStart"/>
+      <w:r>
+        <w:t>Link</w:t>
+      </w:r>
+      <w:proofErr w:type="gramEnd"/>
+      <w:r>
+        <w:t xml:space="preserve"> google downloaded từ Kaggle:</w:t>
       </w:r>
     </w:p>
     <w:p>
@@ -1354,52 +1359,7 @@
         <w:t>óm tắt</w:t>
       </w:r>
     </w:p>
-    <w:p>
-      <w:r>
-        <w:t xml:space="preserve">Xây dựng hệ thống </w:t>
-      </w:r>
-      <w:r>
-        <w:rPr>
-          <w:b/>
-          <w:bCs/>
-        </w:rPr>
-        <w:t>dự đoán</w:t>
-      </w:r>
-      <w:r>
-        <w:rPr>
-          <w:b/>
-          <w:bCs/>
-        </w:rPr>
-        <w:t xml:space="preserve"> điểm tín dụng</w:t>
-      </w:r>
-      <w:r>
-        <w:t xml:space="preserve"> và </w:t>
-      </w:r>
-      <w:r>
-        <w:rPr>
-          <w:b/>
-          <w:bCs/>
-        </w:rPr>
-        <w:t>ước lượng</w:t>
-      </w:r>
-      <w:r>
-        <w:rPr>
-          <w:b/>
-          <w:bCs/>
-        </w:rPr>
-        <w:t xml:space="preserve"> </w:t>
-      </w:r>
-      <w:r>
-        <w:rPr>
-          <w:b/>
-          <w:bCs/>
-        </w:rPr>
-        <w:t>trích lập dự phòng</w:t>
-      </w:r>
-      <w:r>
-        <w:t xml:space="preserve"> dựa trên dữ liệu khách hàng vay tiêu dùng</w:t>
-      </w:r>
-    </w:p>
+    <w:p/>
     <w:p>
       <w:pPr>
         <w:pStyle w:val="Heading1"/>
@@ -1441,7 +1401,15 @@
         <w:t xml:space="preserve"> </w:t>
       </w:r>
       <w:r>
-        <w:t xml:space="preserve">Các ngân hàng và các công ty tài chí thường ưu tiên lấy điểm tín dụng từ các tổ chức lưu trữ tập trung  lịch sử tín dụng như CIC, PCB do các tổ chức này có đầy đủ thông tin lịch sử tín dụng từ ngân hàng và các công ty tài chính tại Việt Nam. </w:t>
+        <w:t xml:space="preserve">Các ngân hàng và các công ty tài chí thường ưu tiên lấy điểm tín dụng từ các tổ chức lưu trữ tập </w:t>
+      </w:r>
+      <w:proofErr w:type="gramStart"/>
+      <w:r>
+        <w:t>trung  lịch</w:t>
+      </w:r>
+      <w:proofErr w:type="gramEnd"/>
+      <w:r>
+        <w:t xml:space="preserve"> sử tín dụng như CIC, PCB do các tổ chức này có đầy đủ thông tin lịch sử tín dụng từ ngân hàng và các công ty tài chính tại Việt Nam. </w:t>
       </w:r>
     </w:p>
     <w:p>
@@ -3621,7 +3589,15 @@
         </w:numPr>
       </w:pPr>
       <w:r>
-        <w:t>Factor = PDO / ln(2) với PDO</w:t>
+        <w:t xml:space="preserve">Factor = PDO / </w:t>
+      </w:r>
+      <w:proofErr w:type="gramStart"/>
+      <w:r>
+        <w:t>ln(</w:t>
+      </w:r>
+      <w:proofErr w:type="gramEnd"/>
+      <w:r>
+        <w:t>2) với PDO</w:t>
       </w:r>
       <w:r>
         <w:t xml:space="preserve"> thường dùng</w:t>

--- a/hw-final/nop-bai/34. Huynh Quoc Buu DACK.docx
+++ b/hw-final/nop-bai/34. Huynh Quoc Buu DACK.docx
@@ -64,6 +64,7 @@
               <w:noProof/>
               <w:sz w:val="24"/>
               <w:szCs w:val="24"/>
+              <w:lang w:val="en-VN"/>
             </w:rPr>
           </w:pPr>
           <w:r>
@@ -75,7 +76,7 @@
           <w:r>
             <w:fldChar w:fldCharType="separate"/>
           </w:r>
-          <w:hyperlink w:anchor="_Toc201902358" w:history="1">
+          <w:hyperlink w:anchor="_Toc203018970" w:history="1">
             <w:r>
               <w:rPr>
                 <w:rStyle w:val="Hyperlink"/>
@@ -89,6 +90,7 @@
                 <w:noProof/>
                 <w:sz w:val="24"/>
                 <w:szCs w:val="24"/>
+                <w:lang w:val="en-VN"/>
               </w:rPr>
               <w:tab/>
             </w:r>
@@ -97,7 +99,7 @@
                 <w:rStyle w:val="Hyperlink"/>
                 <w:noProof/>
               </w:rPr>
-              <w:t>Tên đồ án</w:t>
+              <w:t>Tóm tắt</w:t>
             </w:r>
             <w:r>
               <w:rPr>
@@ -118,7 +120,7 @@
                 <w:noProof/>
                 <w:webHidden/>
               </w:rPr>
-              <w:instrText xml:space="preserve"> PAGEREF _Toc201902358 \h </w:instrText>
+              <w:instrText xml:space="preserve"> PAGEREF _Toc203018970 \h </w:instrText>
             </w:r>
             <w:r>
               <w:rPr>
@@ -138,7 +140,7 @@
                 <w:noProof/>
                 <w:webHidden/>
               </w:rPr>
-              <w:t>1</w:t>
+              <w:t>2</w:t>
             </w:r>
             <w:r>
               <w:rPr>
@@ -161,9 +163,10 @@
               <w:noProof/>
               <w:sz w:val="24"/>
               <w:szCs w:val="24"/>
+              <w:lang w:val="en-VN"/>
             </w:rPr>
           </w:pPr>
-          <w:hyperlink w:anchor="_Toc201902359" w:history="1">
+          <w:hyperlink w:anchor="_Toc203018971" w:history="1">
             <w:r>
               <w:rPr>
                 <w:rStyle w:val="Hyperlink"/>
@@ -177,6 +180,7 @@
                 <w:noProof/>
                 <w:sz w:val="24"/>
                 <w:szCs w:val="24"/>
+                <w:lang w:val="en-VN"/>
               </w:rPr>
               <w:tab/>
             </w:r>
@@ -206,7 +210,7 @@
                 <w:noProof/>
                 <w:webHidden/>
               </w:rPr>
-              <w:instrText xml:space="preserve"> PAGEREF _Toc201902359 \h </w:instrText>
+              <w:instrText xml:space="preserve"> PAGEREF _Toc203018971 \h </w:instrText>
             </w:r>
             <w:r>
               <w:rPr>
@@ -226,7 +230,7 @@
                 <w:noProof/>
                 <w:webHidden/>
               </w:rPr>
-              <w:t>1</w:t>
+              <w:t>2</w:t>
             </w:r>
             <w:r>
               <w:rPr>
@@ -249,9 +253,10 @@
               <w:noProof/>
               <w:sz w:val="24"/>
               <w:szCs w:val="24"/>
+              <w:lang w:val="en-VN"/>
             </w:rPr>
           </w:pPr>
-          <w:hyperlink w:anchor="_Toc201902360" w:history="1">
+          <w:hyperlink w:anchor="_Toc203018972" w:history="1">
             <w:r>
               <w:rPr>
                 <w:rStyle w:val="Hyperlink"/>
@@ -265,6 +270,7 @@
                 <w:noProof/>
                 <w:sz w:val="24"/>
                 <w:szCs w:val="24"/>
+                <w:lang w:val="en-VN"/>
               </w:rPr>
               <w:tab/>
             </w:r>
@@ -294,7 +300,7 @@
                 <w:noProof/>
                 <w:webHidden/>
               </w:rPr>
-              <w:instrText xml:space="preserve"> PAGEREF _Toc201902360 \h </w:instrText>
+              <w:instrText xml:space="preserve"> PAGEREF _Toc203018972 \h </w:instrText>
             </w:r>
             <w:r>
               <w:rPr>
@@ -314,7 +320,7 @@
                 <w:noProof/>
                 <w:webHidden/>
               </w:rPr>
-              <w:t>2</w:t>
+              <w:t>3</w:t>
             </w:r>
             <w:r>
               <w:rPr>
@@ -337,9 +343,10 @@
               <w:noProof/>
               <w:sz w:val="24"/>
               <w:szCs w:val="24"/>
+              <w:lang w:val="en-VN"/>
             </w:rPr>
           </w:pPr>
-          <w:hyperlink w:anchor="_Toc201902361" w:history="1">
+          <w:hyperlink w:anchor="_Toc203018973" w:history="1">
             <w:r>
               <w:rPr>
                 <w:rStyle w:val="Hyperlink"/>
@@ -353,6 +360,7 @@
                 <w:noProof/>
                 <w:sz w:val="24"/>
                 <w:szCs w:val="24"/>
+                <w:lang w:val="en-VN"/>
               </w:rPr>
               <w:tab/>
             </w:r>
@@ -382,7 +390,7 @@
                 <w:noProof/>
                 <w:webHidden/>
               </w:rPr>
-              <w:instrText xml:space="preserve"> PAGEREF _Toc201902361 \h </w:instrText>
+              <w:instrText xml:space="preserve"> PAGEREF _Toc203018973 \h </w:instrText>
             </w:r>
             <w:r>
               <w:rPr>
@@ -402,7 +410,7 @@
                 <w:noProof/>
                 <w:webHidden/>
               </w:rPr>
-              <w:t>3</w:t>
+              <w:t>4</w:t>
             </w:r>
             <w:r>
               <w:rPr>
@@ -425,9 +433,10 @@
               <w:noProof/>
               <w:sz w:val="24"/>
               <w:szCs w:val="24"/>
+              <w:lang w:val="en-VN"/>
             </w:rPr>
           </w:pPr>
-          <w:hyperlink w:anchor="_Toc201902362" w:history="1">
+          <w:hyperlink w:anchor="_Toc203018974" w:history="1">
             <w:r>
               <w:rPr>
                 <w:rStyle w:val="Hyperlink"/>
@@ -441,6 +450,7 @@
                 <w:noProof/>
                 <w:sz w:val="24"/>
                 <w:szCs w:val="24"/>
+                <w:lang w:val="en-VN"/>
               </w:rPr>
               <w:tab/>
             </w:r>
@@ -470,7 +480,7 @@
                 <w:noProof/>
                 <w:webHidden/>
               </w:rPr>
-              <w:instrText xml:space="preserve"> PAGEREF _Toc201902362 \h </w:instrText>
+              <w:instrText xml:space="preserve"> PAGEREF _Toc203018974 \h </w:instrText>
             </w:r>
             <w:r>
               <w:rPr>
@@ -490,7 +500,7 @@
                 <w:noProof/>
                 <w:webHidden/>
               </w:rPr>
-              <w:t>3</w:t>
+              <w:t>4</w:t>
             </w:r>
             <w:r>
               <w:rPr>
@@ -513,9 +523,10 @@
               <w:noProof/>
               <w:sz w:val="24"/>
               <w:szCs w:val="24"/>
+              <w:lang w:val="en-VN"/>
             </w:rPr>
           </w:pPr>
-          <w:hyperlink w:anchor="_Toc201902363" w:history="1">
+          <w:hyperlink w:anchor="_Toc203018975" w:history="1">
             <w:r>
               <w:rPr>
                 <w:rStyle w:val="Hyperlink"/>
@@ -529,6 +540,7 @@
                 <w:noProof/>
                 <w:sz w:val="24"/>
                 <w:szCs w:val="24"/>
+                <w:lang w:val="en-VN"/>
               </w:rPr>
               <w:tab/>
             </w:r>
@@ -558,7 +570,7 @@
                 <w:noProof/>
                 <w:webHidden/>
               </w:rPr>
-              <w:instrText xml:space="preserve"> PAGEREF _Toc201902363 \h </w:instrText>
+              <w:instrText xml:space="preserve"> PAGEREF _Toc203018975 \h </w:instrText>
             </w:r>
             <w:r>
               <w:rPr>
@@ -601,9 +613,10 @@
               <w:noProof/>
               <w:sz w:val="24"/>
               <w:szCs w:val="24"/>
+              <w:lang w:val="en-VN"/>
             </w:rPr>
           </w:pPr>
-          <w:hyperlink w:anchor="_Toc201902364" w:history="1">
+          <w:hyperlink w:anchor="_Toc203018976" w:history="1">
             <w:r>
               <w:rPr>
                 <w:rStyle w:val="Hyperlink"/>
@@ -617,6 +630,7 @@
                 <w:noProof/>
                 <w:sz w:val="24"/>
                 <w:szCs w:val="24"/>
+                <w:lang w:val="en-VN"/>
               </w:rPr>
               <w:tab/>
             </w:r>
@@ -646,7 +660,7 @@
                 <w:noProof/>
                 <w:webHidden/>
               </w:rPr>
-              <w:instrText xml:space="preserve"> PAGEREF _Toc201902364 \h </w:instrText>
+              <w:instrText xml:space="preserve"> PAGEREF _Toc203018976 \h </w:instrText>
             </w:r>
             <w:r>
               <w:rPr>
@@ -689,9 +703,10 @@
               <w:noProof/>
               <w:sz w:val="24"/>
               <w:szCs w:val="24"/>
+              <w:lang w:val="en-VN"/>
             </w:rPr>
           </w:pPr>
-          <w:hyperlink w:anchor="_Toc201902365" w:history="1">
+          <w:hyperlink w:anchor="_Toc203018977" w:history="1">
             <w:r>
               <w:rPr>
                 <w:rStyle w:val="Hyperlink"/>
@@ -705,6 +720,7 @@
                 <w:noProof/>
                 <w:sz w:val="24"/>
                 <w:szCs w:val="24"/>
+                <w:lang w:val="en-VN"/>
               </w:rPr>
               <w:tab/>
             </w:r>
@@ -734,7 +750,7 @@
                 <w:noProof/>
                 <w:webHidden/>
               </w:rPr>
-              <w:instrText xml:space="preserve"> PAGEREF _Toc201902365 \h </w:instrText>
+              <w:instrText xml:space="preserve"> PAGEREF _Toc203018977 \h </w:instrText>
             </w:r>
             <w:r>
               <w:rPr>
@@ -754,7 +770,7 @@
                 <w:noProof/>
                 <w:webHidden/>
               </w:rPr>
-              <w:t>6</w:t>
+              <w:t>7</w:t>
             </w:r>
             <w:r>
               <w:rPr>
@@ -777,9 +793,10 @@
               <w:noProof/>
               <w:sz w:val="24"/>
               <w:szCs w:val="24"/>
+              <w:lang w:val="en-VN"/>
             </w:rPr>
           </w:pPr>
-          <w:hyperlink w:anchor="_Toc201902366" w:history="1">
+          <w:hyperlink w:anchor="_Toc203018978" w:history="1">
             <w:r>
               <w:rPr>
                 <w:rStyle w:val="Hyperlink"/>
@@ -793,6 +810,7 @@
                 <w:noProof/>
                 <w:sz w:val="24"/>
                 <w:szCs w:val="24"/>
+                <w:lang w:val="en-VN"/>
               </w:rPr>
               <w:tab/>
             </w:r>
@@ -822,7 +840,7 @@
                 <w:noProof/>
                 <w:webHidden/>
               </w:rPr>
-              <w:instrText xml:space="preserve"> PAGEREF _Toc201902366 \h </w:instrText>
+              <w:instrText xml:space="preserve"> PAGEREF _Toc203018978 \h </w:instrText>
             </w:r>
             <w:r>
               <w:rPr>
@@ -842,7 +860,7 @@
                 <w:noProof/>
                 <w:webHidden/>
               </w:rPr>
-              <w:t>6</w:t>
+              <w:t>7</w:t>
             </w:r>
             <w:r>
               <w:rPr>
@@ -865,9 +883,10 @@
               <w:noProof/>
               <w:sz w:val="24"/>
               <w:szCs w:val="24"/>
+              <w:lang w:val="en-VN"/>
             </w:rPr>
           </w:pPr>
-          <w:hyperlink w:anchor="_Toc201902367" w:history="1">
+          <w:hyperlink w:anchor="_Toc203018979" w:history="1">
             <w:r>
               <w:rPr>
                 <w:rStyle w:val="Hyperlink"/>
@@ -881,6 +900,7 @@
                 <w:noProof/>
                 <w:sz w:val="24"/>
                 <w:szCs w:val="24"/>
+                <w:lang w:val="en-VN"/>
               </w:rPr>
               <w:tab/>
             </w:r>
@@ -910,7 +930,7 @@
                 <w:noProof/>
                 <w:webHidden/>
               </w:rPr>
-              <w:instrText xml:space="preserve"> PAGEREF _Toc201902367 \h </w:instrText>
+              <w:instrText xml:space="preserve"> PAGEREF _Toc203018979 \h </w:instrText>
             </w:r>
             <w:r>
               <w:rPr>
@@ -930,7 +950,7 @@
                 <w:noProof/>
                 <w:webHidden/>
               </w:rPr>
-              <w:t>6</w:t>
+              <w:t>7</w:t>
             </w:r>
             <w:r>
               <w:rPr>
@@ -953,9 +973,10 @@
               <w:noProof/>
               <w:sz w:val="24"/>
               <w:szCs w:val="24"/>
+              <w:lang w:val="en-VN"/>
             </w:rPr>
           </w:pPr>
-          <w:hyperlink w:anchor="_Toc201902368" w:history="1">
+          <w:hyperlink w:anchor="_Toc203018980" w:history="1">
             <w:r>
               <w:rPr>
                 <w:rStyle w:val="Hyperlink"/>
@@ -969,6 +990,7 @@
                 <w:noProof/>
                 <w:sz w:val="24"/>
                 <w:szCs w:val="24"/>
+                <w:lang w:val="en-VN"/>
               </w:rPr>
               <w:tab/>
             </w:r>
@@ -998,7 +1020,7 @@
                 <w:noProof/>
                 <w:webHidden/>
               </w:rPr>
-              <w:instrText xml:space="preserve"> PAGEREF _Toc201902368 \h </w:instrText>
+              <w:instrText xml:space="preserve"> PAGEREF _Toc203018980 \h </w:instrText>
             </w:r>
             <w:r>
               <w:rPr>
@@ -1018,7 +1040,7 @@
                 <w:noProof/>
                 <w:webHidden/>
               </w:rPr>
-              <w:t>7</w:t>
+              <w:t>8</w:t>
             </w:r>
             <w:r>
               <w:rPr>
@@ -1041,9 +1063,10 @@
               <w:noProof/>
               <w:sz w:val="24"/>
               <w:szCs w:val="24"/>
+              <w:lang w:val="en-VN"/>
             </w:rPr>
           </w:pPr>
-          <w:hyperlink w:anchor="_Toc201902369" w:history="1">
+          <w:hyperlink w:anchor="_Toc203018981" w:history="1">
             <w:r>
               <w:rPr>
                 <w:rStyle w:val="Hyperlink"/>
@@ -1057,6 +1080,7 @@
                 <w:noProof/>
                 <w:sz w:val="24"/>
                 <w:szCs w:val="24"/>
+                <w:lang w:val="en-VN"/>
               </w:rPr>
               <w:tab/>
             </w:r>
@@ -1086,7 +1110,7 @@
                 <w:noProof/>
                 <w:webHidden/>
               </w:rPr>
-              <w:instrText xml:space="preserve"> PAGEREF _Toc201902369 \h </w:instrText>
+              <w:instrText xml:space="preserve"> PAGEREF _Toc203018981 \h </w:instrText>
             </w:r>
             <w:r>
               <w:rPr>
@@ -1106,7 +1130,7 @@
                 <w:noProof/>
                 <w:webHidden/>
               </w:rPr>
-              <w:t>7</w:t>
+              <w:t>8</w:t>
             </w:r>
             <w:r>
               <w:rPr>
@@ -1129,13 +1153,15 @@
               <w:noProof/>
               <w:sz w:val="24"/>
               <w:szCs w:val="24"/>
+              <w:lang w:val="en-VN"/>
             </w:rPr>
           </w:pPr>
-          <w:hyperlink w:anchor="_Toc201902370" w:history="1">
+          <w:hyperlink w:anchor="_Toc203018982" w:history="1">
             <w:r>
               <w:rPr>
                 <w:rStyle w:val="Hyperlink"/>
                 <w:noProof/>
+                <w:lang w:val="vi-VN"/>
               </w:rPr>
               <w:t>5</w:t>
             </w:r>
@@ -1145,6 +1171,7 @@
                 <w:noProof/>
                 <w:sz w:val="24"/>
                 <w:szCs w:val="24"/>
+                <w:lang w:val="en-VN"/>
               </w:rPr>
               <w:tab/>
             </w:r>
@@ -1152,6 +1179,551 @@
               <w:rPr>
                 <w:rStyle w:val="Hyperlink"/>
                 <w:noProof/>
+                <w:lang w:val="vi-VN"/>
+              </w:rPr>
+              <w:t>Thực nghiệm và đánh giá</w:t>
+            </w:r>
+            <w:r>
+              <w:rPr>
+                <w:noProof/>
+                <w:webHidden/>
+              </w:rPr>
+              <w:tab/>
+            </w:r>
+            <w:r>
+              <w:rPr>
+                <w:noProof/>
+                <w:webHidden/>
+              </w:rPr>
+              <w:fldChar w:fldCharType="begin"/>
+            </w:r>
+            <w:r>
+              <w:rPr>
+                <w:noProof/>
+                <w:webHidden/>
+              </w:rPr>
+              <w:instrText xml:space="preserve"> PAGEREF _Toc203018982 \h </w:instrText>
+            </w:r>
+            <w:r>
+              <w:rPr>
+                <w:noProof/>
+                <w:webHidden/>
+              </w:rPr>
+            </w:r>
+            <w:r>
+              <w:rPr>
+                <w:noProof/>
+                <w:webHidden/>
+              </w:rPr>
+              <w:fldChar w:fldCharType="separate"/>
+            </w:r>
+            <w:r>
+              <w:rPr>
+                <w:noProof/>
+                <w:webHidden/>
+              </w:rPr>
+              <w:t>8</w:t>
+            </w:r>
+            <w:r>
+              <w:rPr>
+                <w:noProof/>
+                <w:webHidden/>
+              </w:rPr>
+              <w:fldChar w:fldCharType="end"/>
+            </w:r>
+          </w:hyperlink>
+        </w:p>
+        <w:p>
+          <w:pPr>
+            <w:pStyle w:val="TOC2"/>
+            <w:tabs>
+              <w:tab w:val="left" w:pos="1200"/>
+              <w:tab w:val="right" w:leader="dot" w:pos="9350"/>
+            </w:tabs>
+            <w:rPr>
+              <w:rFonts w:asciiTheme="minorHAnsi" w:eastAsiaTheme="minorEastAsia" w:hAnsiTheme="minorHAnsi" w:cstheme="minorBidi"/>
+              <w:noProof/>
+              <w:sz w:val="24"/>
+              <w:szCs w:val="24"/>
+              <w:lang w:val="en-VN"/>
+            </w:rPr>
+          </w:pPr>
+          <w:hyperlink w:anchor="_Toc203018983" w:history="1">
+            <w:r>
+              <w:rPr>
+                <w:rStyle w:val="Hyperlink"/>
+                <w:rFonts w:eastAsia="Times New Roman"/>
+                <w:noProof/>
+                <w:lang w:val="en-VN"/>
+              </w:rPr>
+              <w:t>5.1</w:t>
+            </w:r>
+            <w:r>
+              <w:rPr>
+                <w:rFonts w:asciiTheme="minorHAnsi" w:eastAsiaTheme="minorEastAsia" w:hAnsiTheme="minorHAnsi" w:cstheme="minorBidi"/>
+                <w:noProof/>
+                <w:sz w:val="24"/>
+                <w:szCs w:val="24"/>
+                <w:lang w:val="en-VN"/>
+              </w:rPr>
+              <w:tab/>
+            </w:r>
+            <w:r>
+              <w:rPr>
+                <w:rStyle w:val="Hyperlink"/>
+                <w:rFonts w:eastAsia="Times New Roman"/>
+                <w:noProof/>
+                <w:lang w:val="en-VN"/>
+              </w:rPr>
+              <w:t>Thiết lập thực nghiệm</w:t>
+            </w:r>
+            <w:r>
+              <w:rPr>
+                <w:noProof/>
+                <w:webHidden/>
+              </w:rPr>
+              <w:tab/>
+            </w:r>
+            <w:r>
+              <w:rPr>
+                <w:noProof/>
+                <w:webHidden/>
+              </w:rPr>
+              <w:fldChar w:fldCharType="begin"/>
+            </w:r>
+            <w:r>
+              <w:rPr>
+                <w:noProof/>
+                <w:webHidden/>
+              </w:rPr>
+              <w:instrText xml:space="preserve"> PAGEREF _Toc203018983 \h </w:instrText>
+            </w:r>
+            <w:r>
+              <w:rPr>
+                <w:noProof/>
+                <w:webHidden/>
+              </w:rPr>
+            </w:r>
+            <w:r>
+              <w:rPr>
+                <w:noProof/>
+                <w:webHidden/>
+              </w:rPr>
+              <w:fldChar w:fldCharType="separate"/>
+            </w:r>
+            <w:r>
+              <w:rPr>
+                <w:noProof/>
+                <w:webHidden/>
+              </w:rPr>
+              <w:t>8</w:t>
+            </w:r>
+            <w:r>
+              <w:rPr>
+                <w:noProof/>
+                <w:webHidden/>
+              </w:rPr>
+              <w:fldChar w:fldCharType="end"/>
+            </w:r>
+          </w:hyperlink>
+        </w:p>
+        <w:p>
+          <w:pPr>
+            <w:pStyle w:val="TOC2"/>
+            <w:tabs>
+              <w:tab w:val="left" w:pos="1200"/>
+              <w:tab w:val="right" w:leader="dot" w:pos="9350"/>
+            </w:tabs>
+            <w:rPr>
+              <w:rFonts w:asciiTheme="minorHAnsi" w:eastAsiaTheme="minorEastAsia" w:hAnsiTheme="minorHAnsi" w:cstheme="minorBidi"/>
+              <w:noProof/>
+              <w:sz w:val="24"/>
+              <w:szCs w:val="24"/>
+              <w:lang w:val="en-VN"/>
+            </w:rPr>
+          </w:pPr>
+          <w:hyperlink w:anchor="_Toc203018984" w:history="1">
+            <w:r>
+              <w:rPr>
+                <w:rStyle w:val="Hyperlink"/>
+                <w:noProof/>
+              </w:rPr>
+              <w:t>5.2</w:t>
+            </w:r>
+            <w:r>
+              <w:rPr>
+                <w:rFonts w:asciiTheme="minorHAnsi" w:eastAsiaTheme="minorEastAsia" w:hAnsiTheme="minorHAnsi" w:cstheme="minorBidi"/>
+                <w:noProof/>
+                <w:sz w:val="24"/>
+                <w:szCs w:val="24"/>
+                <w:lang w:val="en-VN"/>
+              </w:rPr>
+              <w:tab/>
+            </w:r>
+            <w:r>
+              <w:rPr>
+                <w:rStyle w:val="Hyperlink"/>
+                <w:noProof/>
+              </w:rPr>
+              <w:t>Đánh giá mô hình</w:t>
+            </w:r>
+            <w:r>
+              <w:rPr>
+                <w:noProof/>
+                <w:webHidden/>
+              </w:rPr>
+              <w:tab/>
+            </w:r>
+            <w:r>
+              <w:rPr>
+                <w:noProof/>
+                <w:webHidden/>
+              </w:rPr>
+              <w:fldChar w:fldCharType="begin"/>
+            </w:r>
+            <w:r>
+              <w:rPr>
+                <w:noProof/>
+                <w:webHidden/>
+              </w:rPr>
+              <w:instrText xml:space="preserve"> PAGEREF _Toc203018984 \h </w:instrText>
+            </w:r>
+            <w:r>
+              <w:rPr>
+                <w:noProof/>
+                <w:webHidden/>
+              </w:rPr>
+            </w:r>
+            <w:r>
+              <w:rPr>
+                <w:noProof/>
+                <w:webHidden/>
+              </w:rPr>
+              <w:fldChar w:fldCharType="separate"/>
+            </w:r>
+            <w:r>
+              <w:rPr>
+                <w:noProof/>
+                <w:webHidden/>
+              </w:rPr>
+              <w:t>9</w:t>
+            </w:r>
+            <w:r>
+              <w:rPr>
+                <w:noProof/>
+                <w:webHidden/>
+              </w:rPr>
+              <w:fldChar w:fldCharType="end"/>
+            </w:r>
+          </w:hyperlink>
+        </w:p>
+        <w:p>
+          <w:pPr>
+            <w:pStyle w:val="TOC2"/>
+            <w:tabs>
+              <w:tab w:val="left" w:pos="1200"/>
+              <w:tab w:val="right" w:leader="dot" w:pos="9350"/>
+            </w:tabs>
+            <w:rPr>
+              <w:rFonts w:asciiTheme="minorHAnsi" w:eastAsiaTheme="minorEastAsia" w:hAnsiTheme="minorHAnsi" w:cstheme="minorBidi"/>
+              <w:noProof/>
+              <w:sz w:val="24"/>
+              <w:szCs w:val="24"/>
+              <w:lang w:val="en-VN"/>
+            </w:rPr>
+          </w:pPr>
+          <w:hyperlink w:anchor="_Toc203018985" w:history="1">
+            <w:r>
+              <w:rPr>
+                <w:rStyle w:val="Hyperlink"/>
+                <w:noProof/>
+              </w:rPr>
+              <w:t>5.3</w:t>
+            </w:r>
+            <w:r>
+              <w:rPr>
+                <w:rFonts w:asciiTheme="minorHAnsi" w:eastAsiaTheme="minorEastAsia" w:hAnsiTheme="minorHAnsi" w:cstheme="minorBidi"/>
+                <w:noProof/>
+                <w:sz w:val="24"/>
+                <w:szCs w:val="24"/>
+                <w:lang w:val="en-VN"/>
+              </w:rPr>
+              <w:tab/>
+            </w:r>
+            <w:r>
+              <w:rPr>
+                <w:rStyle w:val="Hyperlink"/>
+                <w:noProof/>
+              </w:rPr>
+              <w:t>Quy đổi xác suất nợ xấu (PD) sang điểm tín dụng</w:t>
+            </w:r>
+            <w:r>
+              <w:rPr>
+                <w:noProof/>
+                <w:webHidden/>
+              </w:rPr>
+              <w:tab/>
+            </w:r>
+            <w:r>
+              <w:rPr>
+                <w:noProof/>
+                <w:webHidden/>
+              </w:rPr>
+              <w:fldChar w:fldCharType="begin"/>
+            </w:r>
+            <w:r>
+              <w:rPr>
+                <w:noProof/>
+                <w:webHidden/>
+              </w:rPr>
+              <w:instrText xml:space="preserve"> PAGEREF _Toc203018985 \h </w:instrText>
+            </w:r>
+            <w:r>
+              <w:rPr>
+                <w:noProof/>
+                <w:webHidden/>
+              </w:rPr>
+            </w:r>
+            <w:r>
+              <w:rPr>
+                <w:noProof/>
+                <w:webHidden/>
+              </w:rPr>
+              <w:fldChar w:fldCharType="separate"/>
+            </w:r>
+            <w:r>
+              <w:rPr>
+                <w:noProof/>
+                <w:webHidden/>
+              </w:rPr>
+              <w:t>10</w:t>
+            </w:r>
+            <w:r>
+              <w:rPr>
+                <w:noProof/>
+                <w:webHidden/>
+              </w:rPr>
+              <w:fldChar w:fldCharType="end"/>
+            </w:r>
+          </w:hyperlink>
+        </w:p>
+        <w:p>
+          <w:pPr>
+            <w:pStyle w:val="TOC2"/>
+            <w:tabs>
+              <w:tab w:val="left" w:pos="1200"/>
+              <w:tab w:val="right" w:leader="dot" w:pos="9350"/>
+            </w:tabs>
+            <w:rPr>
+              <w:rFonts w:asciiTheme="minorHAnsi" w:eastAsiaTheme="minorEastAsia" w:hAnsiTheme="minorHAnsi" w:cstheme="minorBidi"/>
+              <w:noProof/>
+              <w:sz w:val="24"/>
+              <w:szCs w:val="24"/>
+              <w:lang w:val="en-VN"/>
+            </w:rPr>
+          </w:pPr>
+          <w:hyperlink w:anchor="_Toc203018986" w:history="1">
+            <w:r>
+              <w:rPr>
+                <w:rStyle w:val="Hyperlink"/>
+                <w:noProof/>
+              </w:rPr>
+              <w:t>5.4</w:t>
+            </w:r>
+            <w:r>
+              <w:rPr>
+                <w:rFonts w:asciiTheme="minorHAnsi" w:eastAsiaTheme="minorEastAsia" w:hAnsiTheme="minorHAnsi" w:cstheme="minorBidi"/>
+                <w:noProof/>
+                <w:sz w:val="24"/>
+                <w:szCs w:val="24"/>
+                <w:lang w:val="en-VN"/>
+              </w:rPr>
+              <w:tab/>
+            </w:r>
+            <w:r>
+              <w:rPr>
+                <w:rStyle w:val="Hyperlink"/>
+                <w:noProof/>
+              </w:rPr>
+              <w:t>Tính toán tổn thất kỳ vọng (Expected Loss)</w:t>
+            </w:r>
+            <w:r>
+              <w:rPr>
+                <w:noProof/>
+                <w:webHidden/>
+              </w:rPr>
+              <w:tab/>
+            </w:r>
+            <w:r>
+              <w:rPr>
+                <w:noProof/>
+                <w:webHidden/>
+              </w:rPr>
+              <w:fldChar w:fldCharType="begin"/>
+            </w:r>
+            <w:r>
+              <w:rPr>
+                <w:noProof/>
+                <w:webHidden/>
+              </w:rPr>
+              <w:instrText xml:space="preserve"> PAGEREF _Toc203018986 \h </w:instrText>
+            </w:r>
+            <w:r>
+              <w:rPr>
+                <w:noProof/>
+                <w:webHidden/>
+              </w:rPr>
+            </w:r>
+            <w:r>
+              <w:rPr>
+                <w:noProof/>
+                <w:webHidden/>
+              </w:rPr>
+              <w:fldChar w:fldCharType="separate"/>
+            </w:r>
+            <w:r>
+              <w:rPr>
+                <w:noProof/>
+                <w:webHidden/>
+              </w:rPr>
+              <w:t>10</w:t>
+            </w:r>
+            <w:r>
+              <w:rPr>
+                <w:noProof/>
+                <w:webHidden/>
+              </w:rPr>
+              <w:fldChar w:fldCharType="end"/>
+            </w:r>
+          </w:hyperlink>
+        </w:p>
+        <w:p>
+          <w:pPr>
+            <w:pStyle w:val="TOC2"/>
+            <w:tabs>
+              <w:tab w:val="left" w:pos="1200"/>
+              <w:tab w:val="right" w:leader="dot" w:pos="9350"/>
+            </w:tabs>
+            <w:rPr>
+              <w:rFonts w:asciiTheme="minorHAnsi" w:eastAsiaTheme="minorEastAsia" w:hAnsiTheme="minorHAnsi" w:cstheme="minorBidi"/>
+              <w:noProof/>
+              <w:sz w:val="24"/>
+              <w:szCs w:val="24"/>
+              <w:lang w:val="en-VN"/>
+            </w:rPr>
+          </w:pPr>
+          <w:hyperlink w:anchor="_Toc203018987" w:history="1">
+            <w:r>
+              <w:rPr>
+                <w:rStyle w:val="Hyperlink"/>
+                <w:noProof/>
+              </w:rPr>
+              <w:t>5.5</w:t>
+            </w:r>
+            <w:r>
+              <w:rPr>
+                <w:rFonts w:asciiTheme="minorHAnsi" w:eastAsiaTheme="minorEastAsia" w:hAnsiTheme="minorHAnsi" w:cstheme="minorBidi"/>
+                <w:noProof/>
+                <w:sz w:val="24"/>
+                <w:szCs w:val="24"/>
+                <w:lang w:val="en-VN"/>
+              </w:rPr>
+              <w:tab/>
+            </w:r>
+            <w:r>
+              <w:rPr>
+                <w:rStyle w:val="Hyperlink"/>
+                <w:noProof/>
+              </w:rPr>
+              <w:t>Nhận xét</w:t>
+            </w:r>
+            <w:r>
+              <w:rPr>
+                <w:noProof/>
+                <w:webHidden/>
+              </w:rPr>
+              <w:tab/>
+            </w:r>
+            <w:r>
+              <w:rPr>
+                <w:noProof/>
+                <w:webHidden/>
+              </w:rPr>
+              <w:fldChar w:fldCharType="begin"/>
+            </w:r>
+            <w:r>
+              <w:rPr>
+                <w:noProof/>
+                <w:webHidden/>
+              </w:rPr>
+              <w:instrText xml:space="preserve"> PAGEREF _Toc203018987 \h </w:instrText>
+            </w:r>
+            <w:r>
+              <w:rPr>
+                <w:noProof/>
+                <w:webHidden/>
+              </w:rPr>
+            </w:r>
+            <w:r>
+              <w:rPr>
+                <w:noProof/>
+                <w:webHidden/>
+              </w:rPr>
+              <w:fldChar w:fldCharType="separate"/>
+            </w:r>
+            <w:r>
+              <w:rPr>
+                <w:noProof/>
+                <w:webHidden/>
+              </w:rPr>
+              <w:t>10</w:t>
+            </w:r>
+            <w:r>
+              <w:rPr>
+                <w:noProof/>
+                <w:webHidden/>
+              </w:rPr>
+              <w:fldChar w:fldCharType="end"/>
+            </w:r>
+          </w:hyperlink>
+        </w:p>
+        <w:p>
+          <w:pPr>
+            <w:pStyle w:val="TOC1"/>
+            <w:tabs>
+              <w:tab w:val="left" w:pos="960"/>
+              <w:tab w:val="right" w:leader="dot" w:pos="9350"/>
+            </w:tabs>
+            <w:rPr>
+              <w:rFonts w:asciiTheme="minorHAnsi" w:eastAsiaTheme="minorEastAsia" w:hAnsiTheme="minorHAnsi" w:cstheme="minorBidi"/>
+              <w:noProof/>
+              <w:sz w:val="24"/>
+              <w:szCs w:val="24"/>
+              <w:lang w:val="en-VN"/>
+            </w:rPr>
+          </w:pPr>
+          <w:hyperlink w:anchor="_Toc203018988" w:history="1">
+            <w:r>
+              <w:rPr>
+                <w:rStyle w:val="Hyperlink"/>
+                <w:noProof/>
+              </w:rPr>
+              <w:t>6</w:t>
+            </w:r>
+            <w:r>
+              <w:rPr>
+                <w:rFonts w:asciiTheme="minorHAnsi" w:eastAsiaTheme="minorEastAsia" w:hAnsiTheme="minorHAnsi" w:cstheme="minorBidi"/>
+                <w:noProof/>
+                <w:sz w:val="24"/>
+                <w:szCs w:val="24"/>
+                <w:lang w:val="en-VN"/>
+              </w:rPr>
+              <w:tab/>
+            </w:r>
+            <w:r>
+              <w:rPr>
+                <w:rStyle w:val="Hyperlink"/>
+                <w:noProof/>
               </w:rPr>
               <w:t>Tài liệu tham khảo</w:t>
             </w:r>
@@ -1174,7 +1746,7 @@
                 <w:noProof/>
                 <w:webHidden/>
               </w:rPr>
-              <w:instrText xml:space="preserve"> PAGEREF _Toc201902370 \h </w:instrText>
+              <w:instrText xml:space="preserve"> PAGEREF _Toc203018988 \h </w:instrText>
             </w:r>
             <w:r>
               <w:rPr>
@@ -1194,7 +1766,7 @@
                 <w:noProof/>
                 <w:webHidden/>
               </w:rPr>
-              <w:t>7</w:t>
+              <w:t>10</w:t>
             </w:r>
             <w:r>
               <w:rPr>
@@ -1221,70 +1793,17 @@
       <w:pPr>
         <w:pStyle w:val="NoSpacing"/>
       </w:pPr>
-      <w:r>
-        <w:t>Link Dataset:</w:t>
-      </w:r>
     </w:p>
     <w:p>
       <w:pPr>
         <w:pStyle w:val="NoSpacing"/>
       </w:pPr>
-      <w:r>
-        <w:t>Link gốc từ Kaggle:</w:t>
-      </w:r>
-    </w:p>
-    <w:p>
-      <w:pPr>
-        <w:pStyle w:val="NoSpacing"/>
-      </w:pPr>
-      <w:hyperlink r:id="rId8" w:history="1">
-        <w:r>
-          <w:rPr>
-            <w:rStyle w:val="Hyperlink"/>
-          </w:rPr>
-          <w:t>https://www.kaggle.com/competitions/home-credit-default-risk/data</w:t>
-        </w:r>
-      </w:hyperlink>
-    </w:p>
-    <w:p>
-      <w:pPr>
-        <w:pStyle w:val="NoSpacing"/>
-      </w:pPr>
-      <w:proofErr w:type="gramStart"/>
-      <w:r>
-        <w:t>Link</w:t>
-      </w:r>
-      <w:proofErr w:type="gramEnd"/>
-      <w:r>
-        <w:t xml:space="preserve"> google downloaded từ Kaggle:</w:t>
-      </w:r>
-    </w:p>
-    <w:p>
-      <w:pPr>
-        <w:pStyle w:val="NoSpacing"/>
-      </w:pPr>
-      <w:hyperlink r:id="rId9" w:history="1">
-        <w:r>
-          <w:rPr>
-            <w:rStyle w:val="Hyperlink"/>
-          </w:rPr>
-          <w:t>https://drive.google.com/drive/folders/1OQon9-Es4kfjNVf-4GTJx01u5hEyKHS6?usp=sharing</w:t>
-        </w:r>
-      </w:hyperlink>
-    </w:p>
-    <w:p>
-      <w:pPr>
-        <w:pStyle w:val="NoSpacing"/>
-      </w:pPr>
-    </w:p>
-    <w:p>
-      <w:pPr>
-        <w:pStyle w:val="NoSpacing"/>
-      </w:pPr>
-    </w:p>
-    <w:p>
-      <w:pPr>
-        <w:ind w:firstLine="4"/>
+    </w:p>
+    <w:p>
+      <w:pPr>
+        <w:spacing w:before="0" w:after="160"/>
+        <w:ind w:left="0" w:firstLine="0"/>
+        <w:jc w:val="left"/>
         <w:rPr>
           <w:sz w:val="32"/>
           <w:szCs w:val="32"/>
@@ -1295,6 +1814,24 @@
           <w:sz w:val="32"/>
           <w:szCs w:val="32"/>
         </w:rPr>
+        <w:br w:type="page"/>
+      </w:r>
+    </w:p>
+    <w:p>
+      <w:pPr>
+        <w:ind w:firstLine="4"/>
+        <w:jc w:val="left"/>
+        <w:rPr>
+          <w:sz w:val="32"/>
+          <w:szCs w:val="32"/>
+        </w:rPr>
+      </w:pPr>
+      <w:r>
+        <w:rPr>
+          <w:sz w:val="32"/>
+          <w:szCs w:val="32"/>
+        </w:rPr>
+        <w:lastRenderedPageBreak/>
         <w:t xml:space="preserve">Xây dựng hệ thống </w:t>
       </w:r>
       <w:r>
@@ -1333,16 +1870,6 @@
     <w:p>
       <w:pPr>
         <w:pStyle w:val="NoSpacing"/>
-        <w:spacing w:before="120"/>
-        <w:ind w:firstLine="0"/>
-      </w:pPr>
-      <w:r>
-        <w:t>Huỳnh Quốc Bữu</w:t>
-      </w:r>
-    </w:p>
-    <w:p>
-      <w:pPr>
-        <w:pStyle w:val="NoSpacing"/>
         <w:ind w:left="0" w:firstLine="0"/>
       </w:pPr>
     </w:p>
@@ -1350,13 +1877,89 @@
       <w:pPr>
         <w:pStyle w:val="Heading1"/>
       </w:pPr>
-      <w:bookmarkStart w:id="0" w:name="_Toc201902358"/>
+      <w:bookmarkStart w:id="0" w:name="_Toc203018970"/>
       <w:r>
         <w:t>T</w:t>
       </w:r>
+      <w:r>
+        <w:t>óm tắt</w:t>
+      </w:r>
       <w:bookmarkEnd w:id="0"/>
-      <w:r>
-        <w:t>óm tắt</w:t>
+    </w:p>
+    <w:p>
+      <w:pPr>
+        <w:rPr>
+          <w:lang w:val="vi-VN"/>
+        </w:rPr>
+      </w:pPr>
+      <w:r>
+        <w:t xml:space="preserve">Việc </w:t>
+      </w:r>
+      <w:r>
+        <w:t>ước</w:t>
+      </w:r>
+      <w:r>
+        <w:rPr>
+          <w:lang w:val="vi-VN"/>
+        </w:rPr>
+        <w:t xml:space="preserve"> lượng</w:t>
+      </w:r>
+      <w:r>
+        <w:t xml:space="preserve"> điểm tín dụng và </w:t>
+      </w:r>
+      <w:r>
+        <w:t>ước</w:t>
+      </w:r>
+      <w:r>
+        <w:rPr>
+          <w:lang w:val="vi-VN"/>
+        </w:rPr>
+        <w:t xml:space="preserve"> lượng </w:t>
+      </w:r>
+      <w:r>
+        <w:t xml:space="preserve">trích lập dự phòng là hai hoạt động cốt lõi trong quản trị rủi ro của các tổ chức tài chính. Tuy nhiên, với những khách hàng chưa có hoặc thiếu lịch sử tín dụng, việc ước lượng điểm tín dụng gặp nhiều khó khăn, đặc biệt trong bối cảnh chi phí khai thác dữ liệu tín dụng truyền thống ngày càng cao. </w:t>
+      </w:r>
+      <w:r>
+        <w:t>Đồ</w:t>
+      </w:r>
+      <w:r>
+        <w:rPr>
+          <w:lang w:val="vi-VN"/>
+        </w:rPr>
+        <w:t xml:space="preserve"> án này</w:t>
+      </w:r>
+      <w:r>
+        <w:t xml:space="preserve"> đề xuất một phương pháp ứng dụng học máy để xây dựng hệ thống dự đoán điểm tín dụng và ước lượng trích lập dự phòng tín dụng, dựa trên dữ liệu đầu vào từ hồ sơ vay hiện tại.</w:t>
+      </w:r>
+    </w:p>
+    <w:p>
+      <w:pPr>
+        <w:rPr>
+          <w:lang w:val="vi-VN"/>
+        </w:rPr>
+      </w:pPr>
+      <w:r>
+        <w:t>Phương pháp bao gồm các bước: tiền xử lý dữ liệu, huấn luyện mô hình dự báo xác suất nợ xấu (Probability of Default – PD) sử dụng các thuật toán như Logistic Regression, LightGBM và XGBoost; chuyển đổi PD sang điểm tín dụng theo thang điểm 300–850 bằng công thức log-odds; và tính toán tổn thất kỳ vọng (Expected Loss – EL) bằng cách kết hợp PD, tỷ lệ tổn thất khi vỡ nợ (Loss Given Default – LGD) và dư nợ tại thời điểm vỡ nợ (Exposure at Default – EAD). Cuối cùng, tổng EL trong từng quý được sử dụng để ước lượng mức trích lập dự phòng cho kỳ tiếp theo.</w:t>
+      </w:r>
+    </w:p>
+    <w:p>
+      <w:r>
+        <w:t>Đề</w:t>
+      </w:r>
+      <w:r>
+        <w:t xml:space="preserve"> xuất </w:t>
+      </w:r>
+      <w:r>
+        <w:t>này</w:t>
+      </w:r>
+      <w:r>
+        <w:rPr>
+          <w:lang w:val="vi-VN"/>
+        </w:rPr>
+        <w:t xml:space="preserve"> </w:t>
+      </w:r>
+      <w:r>
+        <w:t>giúp tổ chức tài chính đánh giá khách hàng tiềm năng ngay cả khi thiếu dữ liệu tín dụng, đồng thời chủ động hơn trong việc kiểm soát rủi ro và ra quyết định.</w:t>
       </w:r>
     </w:p>
     <w:p/>
@@ -1364,9 +1967,8 @@
       <w:pPr>
         <w:pStyle w:val="Heading1"/>
       </w:pPr>
-      <w:bookmarkStart w:id="1" w:name="_Toc201902359"/>
-      <w:r>
-        <w:lastRenderedPageBreak/>
+      <w:bookmarkStart w:id="1" w:name="_Toc203018971"/>
+      <w:r>
         <w:t>Giới thiệu</w:t>
       </w:r>
       <w:bookmarkEnd w:id="1"/>
@@ -1455,7 +2057,11 @@
         <w:t>Provision for Credit Losses – PCL</w:t>
       </w:r>
       <w:r>
-        <w:t xml:space="preserve">) cũng là một trong những nghiệp vụ trọng yếu tại các công ty tài chính. Việc ước lượng hợp lý khoản trích lập này giúp tổ chức tài chính chủ động hơn trong việc xử lý các khoản </w:t>
+        <w:t xml:space="preserve">) cũng là một trong những nghiệp vụ trọng yếu tại các công ty tài chính. Việc </w:t>
+      </w:r>
+      <w:r>
+        <w:lastRenderedPageBreak/>
+        <w:t xml:space="preserve">ước lượng hợp lý khoản trích lập này giúp tổ chức tài chính chủ động hơn trong việc xử lý các khoản </w:t>
       </w:r>
       <w:r>
         <w:rPr>
@@ -1695,9 +2301,8 @@
       <w:pPr>
         <w:pStyle w:val="Heading1"/>
       </w:pPr>
-      <w:bookmarkStart w:id="2" w:name="_Toc201902360"/>
-      <w:r>
-        <w:lastRenderedPageBreak/>
+      <w:bookmarkStart w:id="2" w:name="_Toc203018972"/>
+      <w:r>
         <w:t>Các nghiên cứu liên quan</w:t>
       </w:r>
       <w:bookmarkEnd w:id="2"/>
@@ -1782,6 +2387,7 @@
     </w:p>
     <w:p>
       <w:r>
+        <w:lastRenderedPageBreak/>
         <w:t>Trong lĩnh vực trích lập dự phòng, Li et al. (2023) đã phát triển mô hình dự đoán tổn thất khi nợ xấu (</w:t>
       </w:r>
       <w:r>
@@ -1816,7 +2422,7 @@
       <w:pPr>
         <w:pStyle w:val="Heading1"/>
       </w:pPr>
-      <w:bookmarkStart w:id="3" w:name="_Toc201902361"/>
+      <w:bookmarkStart w:id="3" w:name="_Toc203018973"/>
       <w:r>
         <w:t>Phương</w:t>
       </w:r>
@@ -1979,7 +2585,7 @@
       <w:pPr>
         <w:pStyle w:val="Heading2"/>
       </w:pPr>
-      <w:bookmarkStart w:id="4" w:name="_Toc201902362"/>
+      <w:bookmarkStart w:id="4" w:name="_Toc203018974"/>
       <w:r>
         <w:t>Mô tả</w:t>
       </w:r>
@@ -2022,7 +2628,6 @@
         <w:pStyle w:val="bullet"/>
       </w:pPr>
       <w:r>
-        <w:lastRenderedPageBreak/>
         <w:t>TARGET là biến phân loại nhị phân, có hoặc không có nợ xấu</w:t>
       </w:r>
     </w:p>
@@ -2140,6 +2745,7 @@
         <w:pStyle w:val="bullet"/>
       </w:pPr>
       <w:r>
+        <w:lastRenderedPageBreak/>
         <w:t xml:space="preserve">Số dư hàng tháng của các thẻ tín dụng </w:t>
       </w:r>
       <w:r>
@@ -2246,7 +2852,6 @@
         <w:rPr>
           <w:noProof/>
         </w:rPr>
-        <w:lastRenderedPageBreak/>
         <w:drawing>
           <wp:inline distT="0" distB="0" distL="0" distR="0" wp14:anchorId="3B64F501" wp14:editId="59639CAB">
             <wp:extent cx="6288687" cy="4038600"/>
@@ -2265,7 +2870,7 @@
                     </pic:cNvPicPr>
                   </pic:nvPicPr>
                   <pic:blipFill>
-                    <a:blip r:embed="rId10">
+                    <a:blip r:embed="rId8">
                       <a:extLst>
                         <a:ext uri="{28A0092B-C50C-407E-A947-70E740481C1C}">
                           <a14:useLocalDpi xmlns:a14="http://schemas.microsoft.com/office/drawing/2010/main" val="0"/>
@@ -2301,7 +2906,7 @@
       <w:pPr>
         <w:pStyle w:val="Heading2"/>
       </w:pPr>
-      <w:bookmarkStart w:id="5" w:name="_Toc201902363"/>
+      <w:bookmarkStart w:id="5" w:name="_Toc203018975"/>
       <w:r>
         <w:t>Lựa chọn đặc trưng và t</w:t>
       </w:r>
@@ -2320,7 +2925,7 @@
       <w:pPr>
         <w:pStyle w:val="Heading3"/>
       </w:pPr>
-      <w:bookmarkStart w:id="6" w:name="_Toc201902364"/>
+      <w:bookmarkStart w:id="6" w:name="_Toc203018976"/>
       <w:r>
         <w:t>Lựa chọn đặc trưng</w:t>
       </w:r>
@@ -2373,6 +2978,7 @@
                 <w:b/>
                 <w:bCs/>
               </w:rPr>
+              <w:lastRenderedPageBreak/>
               <w:t>Tên biến</w:t>
             </w:r>
           </w:p>
@@ -2676,7 +3282,6 @@
           </w:tcPr>
           <w:p>
             <w:r>
-              <w:lastRenderedPageBreak/>
               <w:t>OCCUPATION_TYPE</w:t>
             </w:r>
           </w:p>
@@ -3107,6 +3712,7 @@
                 <w:b/>
                 <w:bCs/>
               </w:rPr>
+              <w:lastRenderedPageBreak/>
               <w:t>Tên biến</w:t>
             </w:r>
           </w:p>
@@ -3226,7 +3832,7 @@
       <w:pPr>
         <w:pStyle w:val="Heading3"/>
       </w:pPr>
-      <w:bookmarkStart w:id="7" w:name="_Toc201902365"/>
+      <w:bookmarkStart w:id="7" w:name="_Toc203018977"/>
       <w:r>
         <w:t>Tiền xử lý dữ liệu</w:t>
       </w:r>
@@ -3268,9 +3874,8 @@
       <w:pPr>
         <w:pStyle w:val="Heading2"/>
       </w:pPr>
-      <w:bookmarkStart w:id="8" w:name="_Toc201902366"/>
-      <w:r>
-        <w:lastRenderedPageBreak/>
+      <w:bookmarkStart w:id="8" w:name="_Toc203018978"/>
+      <w:r>
         <w:t>X</w:t>
       </w:r>
       <w:r>
@@ -3292,43 +3897,55 @@
     </w:p>
     <w:p>
       <w:r>
-        <w:t>Hai mô hình chính được sử dụng:</w:t>
-      </w:r>
-    </w:p>
-    <w:p>
-      <w:pPr>
-        <w:numPr>
-          <w:ilvl w:val="0"/>
-          <w:numId w:val="36"/>
-        </w:numPr>
+        <w:t>Ba</w:t>
+      </w:r>
+      <w:r>
+        <w:t xml:space="preserve"> mô hình chính được sử dụng:</w:t>
+      </w:r>
+    </w:p>
+    <w:p>
+      <w:pPr>
+        <w:pStyle w:val="bullet"/>
+        <w:tabs>
+          <w:tab w:val="clear" w:pos="720"/>
+        </w:tabs>
+        <w:ind w:left="1170"/>
+      </w:pPr>
+      <w:r>
+        <w:t>LightGBM</w:t>
+      </w:r>
+      <w:r>
+        <w:t>: thư viện GBDT tối ưu hóa tốc độ, hiệu quả cao với dữ liệu dạng sparse</w:t>
+      </w:r>
+    </w:p>
+    <w:p>
+      <w:pPr>
+        <w:pStyle w:val="bullet"/>
+        <w:tabs>
+          <w:tab w:val="clear" w:pos="720"/>
+        </w:tabs>
+        <w:ind w:left="1170"/>
+      </w:pPr>
+      <w:r>
+        <w:t>XGBoost</w:t>
+      </w:r>
+      <w:r>
+        <w:t>: mô hình boosting cổ điển, mạnh trong nhiều bài toán dự báo nhị phân</w:t>
+      </w:r>
+    </w:p>
+    <w:p>
+      <w:pPr>
+        <w:pStyle w:val="bullet"/>
+        <w:tabs>
+          <w:tab w:val="clear" w:pos="720"/>
+        </w:tabs>
+        <w:ind w:left="1170"/>
       </w:pPr>
       <w:r>
         <w:rPr>
-          <w:b/>
-          <w:bCs/>
+          <w:lang w:val="vi-VN"/>
         </w:rPr>
-        <w:t>LightGBM</w:t>
-      </w:r>
-      <w:r>
-        <w:t>: thư viện GBDT tối ưu hóa tốc độ, hiệu quả cao với dữ liệu dạng sparse</w:t>
-      </w:r>
-    </w:p>
-    <w:p>
-      <w:pPr>
-        <w:numPr>
-          <w:ilvl w:val="0"/>
-          <w:numId w:val="36"/>
-        </w:numPr>
-      </w:pPr>
-      <w:r>
-        <w:rPr>
-          <w:b/>
-          <w:bCs/>
-        </w:rPr>
-        <w:t>XGBoost</w:t>
-      </w:r>
-      <w:r>
-        <w:t>: mô hình boosting cổ điển, mạnh trong nhiều bài toán dự báo nhị phân</w:t>
+        <w:t>Logistic Regression: mô hình cổ điển dùng để so sánh</w:t>
       </w:r>
     </w:p>
     <w:p>
@@ -3394,7 +4011,7 @@
       <w:pPr>
         <w:pStyle w:val="Heading2"/>
       </w:pPr>
-      <w:bookmarkStart w:id="9" w:name="_Toc201902367"/>
+      <w:bookmarkStart w:id="9" w:name="_Toc203018979"/>
       <w:r>
         <w:t>Quy đổi PD thành điểm tín dụng</w:t>
       </w:r>
@@ -3583,10 +4200,11 @@
     </w:p>
     <w:p>
       <w:pPr>
-        <w:numPr>
-          <w:ilvl w:val="0"/>
-          <w:numId w:val="37"/>
-        </w:numPr>
+        <w:pStyle w:val="bullet"/>
+        <w:tabs>
+          <w:tab w:val="clear" w:pos="720"/>
+        </w:tabs>
+        <w:ind w:left="1170"/>
       </w:pPr>
       <w:r>
         <w:t xml:space="preserve">Factor = PDO / </w:t>
@@ -3618,6 +4236,7 @@
         </w:numPr>
       </w:pPr>
       <w:r>
+        <w:lastRenderedPageBreak/>
         <w:t xml:space="preserve"> Factor </w:t>
       </w:r>
       <w:r>
@@ -3635,10 +4254,11 @@
     </w:p>
     <w:p>
       <w:pPr>
-        <w:numPr>
-          <w:ilvl w:val="0"/>
-          <w:numId w:val="37"/>
-        </w:numPr>
+        <w:pStyle w:val="bullet"/>
+        <w:tabs>
+          <w:tab w:val="clear" w:pos="720"/>
+        </w:tabs>
+        <w:ind w:left="1170"/>
       </w:pPr>
       <w:r>
         <w:t>Offset được gán theo điểm chuẩn: giả sử PD = 0.02 → Score = 600</w:t>
@@ -3669,7 +4289,7 @@
       <w:pPr>
         <w:pStyle w:val="Heading2"/>
       </w:pPr>
-      <w:bookmarkStart w:id="10" w:name="_Toc201902368"/>
+      <w:bookmarkStart w:id="10" w:name="_Toc203018980"/>
       <w:r>
         <w:t xml:space="preserve">Qui đổi PD thành </w:t>
       </w:r>
@@ -3711,10 +4331,11 @@
     </w:p>
     <w:p>
       <w:pPr>
-        <w:numPr>
-          <w:ilvl w:val="0"/>
-          <w:numId w:val="38"/>
-        </w:numPr>
+        <w:pStyle w:val="bullet"/>
+        <w:tabs>
+          <w:tab w:val="clear" w:pos="720"/>
+        </w:tabs>
+        <w:ind w:left="1170"/>
       </w:pPr>
       <w:r>
         <w:t>LGD: tỷ lệ tổn thất khi nợ xấu, giả định là 50%</w:t>
@@ -3722,13 +4343,13 @@
     </w:p>
     <w:p>
       <w:pPr>
-        <w:numPr>
-          <w:ilvl w:val="0"/>
-          <w:numId w:val="38"/>
-        </w:numPr>
-      </w:pPr>
-      <w:r>
-        <w:lastRenderedPageBreak/>
+        <w:pStyle w:val="bullet"/>
+        <w:tabs>
+          <w:tab w:val="clear" w:pos="720"/>
+        </w:tabs>
+        <w:ind w:left="1170"/>
+      </w:pPr>
+      <w:r>
         <w:t>EAD: dư nợ tại thời điểm mặc định, lấy từ biến AMT_CREDIT</w:t>
       </w:r>
     </w:p>
@@ -3741,7 +4362,7 @@
       <w:pPr>
         <w:pStyle w:val="Heading2"/>
       </w:pPr>
-      <w:bookmarkStart w:id="11" w:name="_Toc201902369"/>
+      <w:bookmarkStart w:id="11" w:name="_Toc203018981"/>
       <w:r>
         <w:t xml:space="preserve">Tính tổng EL trong kỳ làm </w:t>
       </w:r>
@@ -3754,6 +4375,11 @@
       <w:bookmarkEnd w:id="11"/>
     </w:p>
     <w:p>
+      <w:pPr>
+        <w:rPr>
+          <w:lang w:val="vi-VN"/>
+        </w:rPr>
+      </w:pPr>
       <w:r>
         <w:t xml:space="preserve">Tổng EL được cộng dồn theo quý để ước lượng </w:t>
       </w:r>
@@ -3770,18 +4396,1322 @@
     </w:p>
     <w:p>
       <w:pPr>
-        <w:ind w:left="450"/>
+        <w:rPr>
+          <w:lang w:val="vi-VN"/>
+        </w:rPr>
       </w:pPr>
     </w:p>
     <w:p>
       <w:pPr>
         <w:pStyle w:val="Heading1"/>
-      </w:pPr>
-      <w:bookmarkStart w:id="12" w:name="_Toc201902370"/>
+        <w:rPr>
+          <w:lang w:val="vi-VN"/>
+        </w:rPr>
+      </w:pPr>
+      <w:bookmarkStart w:id="12" w:name="_Toc203018982"/>
+      <w:r>
+        <w:rPr>
+          <w:lang w:val="vi-VN"/>
+        </w:rPr>
+        <w:t>Thực nghiệm và đánh giá</w:t>
+      </w:r>
+      <w:bookmarkEnd w:id="12"/>
+    </w:p>
+    <w:p>
+      <w:pPr>
+        <w:pStyle w:val="Heading2"/>
+        <w:rPr>
+          <w:rFonts w:eastAsia="Times New Roman"/>
+          <w:lang w:val="en-VN"/>
+        </w:rPr>
+      </w:pPr>
+      <w:bookmarkStart w:id="13" w:name="_Toc203018983"/>
+      <w:r>
+        <w:rPr>
+          <w:rFonts w:eastAsia="Times New Roman"/>
+          <w:lang w:val="en-VN"/>
+        </w:rPr>
+        <w:t>Thiết lập thực nghiệm</w:t>
+      </w:r>
+      <w:bookmarkEnd w:id="13"/>
+    </w:p>
+    <w:p>
+      <w:pPr>
+        <w:rPr>
+          <w:lang w:val="vi-VN"/>
+        </w:rPr>
+      </w:pPr>
+      <w:r>
+        <w:t>Các</w:t>
+      </w:r>
+      <w:r>
+        <w:rPr>
+          <w:lang w:val="en-VN"/>
+        </w:rPr>
+        <w:t xml:space="preserve"> thực nghiệm được thực hiện trên tập dữ liệu application_train.csv thuộc bộ dữ liệu </w:t>
+      </w:r>
+      <w:r>
+        <w:rPr>
+          <w:b/>
+          <w:bCs/>
+          <w:lang w:val="en-VN"/>
+        </w:rPr>
+        <w:t>Home Credit Default Risk</w:t>
+      </w:r>
+      <w:r>
+        <w:rPr>
+          <w:lang w:val="en-VN"/>
+        </w:rPr>
+        <w:t xml:space="preserve">. Mục tiêu là xây dựng mô hình dự đoán xác suất nợ xấu (PD – Probability of Default), sau đó quy đổi sang </w:t>
+      </w:r>
+      <w:r>
+        <w:rPr>
+          <w:b/>
+          <w:bCs/>
+          <w:lang w:val="en-VN"/>
+        </w:rPr>
+        <w:t>điểm tín dụng (Credit Score)</w:t>
+      </w:r>
+      <w:r>
+        <w:rPr>
+          <w:lang w:val="en-VN"/>
+        </w:rPr>
+        <w:t xml:space="preserve"> và </w:t>
+      </w:r>
+      <w:r>
+        <w:rPr>
+          <w:b/>
+          <w:bCs/>
+          <w:lang w:val="en-VN"/>
+        </w:rPr>
+        <w:t>tổn thất kỳ vọng (Expected Loss – EL)</w:t>
+      </w:r>
+      <w:r>
+        <w:rPr>
+          <w:lang w:val="en-VN"/>
+        </w:rPr>
+        <w:t>.</w:t>
+      </w:r>
+    </w:p>
+    <w:p>
+      <w:pPr>
+        <w:rPr>
+          <w:lang w:val="en-VN"/>
+        </w:rPr>
+      </w:pPr>
+      <w:r>
+        <w:t>Ba</w:t>
+      </w:r>
+      <w:r>
+        <w:rPr>
+          <w:lang w:val="en-VN"/>
+        </w:rPr>
+        <w:t xml:space="preserve"> mô hình được huấn luyện bao gồm:</w:t>
+      </w:r>
+    </w:p>
+    <w:p>
+      <w:pPr>
+        <w:pStyle w:val="bullet-"/>
+        <w:rPr>
+          <w:rFonts w:eastAsia="Times New Roman"/>
+          <w:kern w:val="0"/>
+          <w:sz w:val="24"/>
+          <w:szCs w:val="24"/>
+          <w:lang w:val="en-VN"/>
+          <w14:ligatures w14:val="none"/>
+        </w:rPr>
+      </w:pPr>
+      <w:r>
+        <w:t>Logistic</w:t>
+      </w:r>
+      <w:r>
+        <w:rPr>
+          <w:rFonts w:eastAsia="Times New Roman"/>
+          <w:kern w:val="0"/>
+          <w:sz w:val="24"/>
+          <w:szCs w:val="24"/>
+          <w:lang w:val="en-VN"/>
+          <w14:ligatures w14:val="none"/>
+        </w:rPr>
+        <w:t xml:space="preserve"> Regression</w:t>
+      </w:r>
+    </w:p>
+    <w:p>
+      <w:pPr>
+        <w:pStyle w:val="bullet-"/>
+        <w:rPr>
+          <w:rFonts w:eastAsia="Times New Roman"/>
+          <w:kern w:val="0"/>
+          <w:sz w:val="24"/>
+          <w:szCs w:val="24"/>
+          <w:lang w:val="en-VN"/>
+          <w14:ligatures w14:val="none"/>
+        </w:rPr>
+      </w:pPr>
+      <w:r>
+        <w:t>LightGBM</w:t>
+      </w:r>
+    </w:p>
+    <w:p>
+      <w:pPr>
+        <w:pStyle w:val="bullet-"/>
+        <w:rPr>
+          <w:rFonts w:eastAsia="Times New Roman"/>
+          <w:kern w:val="0"/>
+          <w:sz w:val="24"/>
+          <w:szCs w:val="24"/>
+          <w:lang w:val="en-VN"/>
+          <w14:ligatures w14:val="none"/>
+        </w:rPr>
+      </w:pPr>
+      <w:r>
+        <w:rPr>
+          <w:rFonts w:eastAsia="Times New Roman"/>
+          <w:kern w:val="0"/>
+          <w:sz w:val="24"/>
+          <w:szCs w:val="24"/>
+          <w:lang w:val="en-VN"/>
+          <w14:ligatures w14:val="none"/>
+        </w:rPr>
+        <w:t>XGBoost</w:t>
+      </w:r>
+    </w:p>
+    <w:p>
+      <w:pPr>
+        <w:rPr>
+          <w:lang w:val="en-VN"/>
+        </w:rPr>
+      </w:pPr>
+      <w:r>
+        <w:rPr>
+          <w:lang w:val="en-VN"/>
+        </w:rPr>
+        <w:lastRenderedPageBreak/>
+        <w:t>Tập dữ liệu được chia thành tập huấn luyện (80%) và tập kiểm tra (20%). Các bước tiền xử lý bao gồm:</w:t>
+      </w:r>
+    </w:p>
+    <w:p>
+      <w:pPr>
+        <w:pStyle w:val="bullet-"/>
+      </w:pPr>
+      <w:r>
+        <w:t>Lựa chọn 20 đặc trưng đầu vào theo 4 nhóm: cá nhân, kinh tế-xã hội, tài chính, cư trú</w:t>
+      </w:r>
+    </w:p>
+    <w:p>
+      <w:pPr>
+        <w:pStyle w:val="bullet-"/>
+      </w:pPr>
+      <w:r>
+        <w:t>Xử lý missing value bằng trung bình (SimpleImputer)</w:t>
+      </w:r>
+    </w:p>
+    <w:p>
+      <w:pPr>
+        <w:pStyle w:val="bullet-"/>
+      </w:pPr>
+      <w:r>
+        <w:t>Mã hóa biến phân loại bằng One-Hot Encoding</w:t>
+      </w:r>
+    </w:p>
+    <w:p>
+      <w:pPr>
+        <w:pStyle w:val="bullet-"/>
+      </w:pPr>
+      <w:r>
+        <w:t>Chuẩn hóa dữ liệu với StandardScaler</w:t>
+      </w:r>
+    </w:p>
+    <w:p>
+      <w:pPr>
+        <w:pStyle w:val="Heading2"/>
+        <w:rPr>
+          <w:sz w:val="27"/>
+          <w:szCs w:val="27"/>
+        </w:rPr>
+      </w:pPr>
+      <w:bookmarkStart w:id="14" w:name="_Toc203018984"/>
+      <w:r>
+        <w:t>Đánh giá mô hình</w:t>
+      </w:r>
+      <w:bookmarkEnd w:id="14"/>
+    </w:p>
+    <w:p>
+      <w:r>
+        <w:t xml:space="preserve">Ba mô hình được đánh giá trên tập kiểm tra với các chỉ số: </w:t>
+      </w:r>
+      <w:r>
+        <w:rPr>
+          <w:rStyle w:val="s2"/>
+          <w:b/>
+          <w:bCs/>
+        </w:rPr>
+        <w:t>Accuracy</w:t>
+      </w:r>
+      <w:r>
+        <w:t xml:space="preserve">, </w:t>
+      </w:r>
+      <w:r>
+        <w:rPr>
+          <w:rStyle w:val="s2"/>
+          <w:b/>
+          <w:bCs/>
+        </w:rPr>
+        <w:t>Precision</w:t>
+      </w:r>
+      <w:r>
+        <w:t xml:space="preserve">, </w:t>
+      </w:r>
+      <w:r>
+        <w:rPr>
+          <w:rStyle w:val="s2"/>
+          <w:b/>
+          <w:bCs/>
+        </w:rPr>
+        <w:t>Recall</w:t>
+      </w:r>
+      <w:r>
+        <w:t xml:space="preserve">, </w:t>
+      </w:r>
+      <w:r>
+        <w:rPr>
+          <w:rStyle w:val="s2"/>
+          <w:b/>
+          <w:bCs/>
+        </w:rPr>
+        <w:t>F1-score</w:t>
+      </w:r>
+      <w:r>
+        <w:t xml:space="preserve"> và </w:t>
+      </w:r>
+      <w:r>
+        <w:rPr>
+          <w:rStyle w:val="s2"/>
+          <w:b/>
+          <w:bCs/>
+        </w:rPr>
+        <w:t>AUC</w:t>
+      </w:r>
+      <w:r>
+        <w:t>. Kết quả như sau:</w:t>
+      </w:r>
+    </w:p>
+    <w:tbl>
+      <w:tblPr>
+        <w:tblW w:w="0" w:type="auto"/>
+        <w:jc w:val="center"/>
+        <w:tblCellSpacing w:w="15" w:type="dxa"/>
+        <w:tblCellMar>
+          <w:top w:w="15" w:type="dxa"/>
+          <w:left w:w="15" w:type="dxa"/>
+          <w:bottom w:w="15" w:type="dxa"/>
+          <w:right w:w="15" w:type="dxa"/>
+        </w:tblCellMar>
+        <w:tblLook w:val="04A0" w:firstRow="1" w:lastRow="0" w:firstColumn="1" w:lastColumn="0" w:noHBand="0" w:noVBand="1"/>
+      </w:tblPr>
+      <w:tblGrid>
+        <w:gridCol w:w="2268"/>
+        <w:gridCol w:w="1361"/>
+        <w:gridCol w:w="1191"/>
+        <w:gridCol w:w="1134"/>
+        <w:gridCol w:w="1013"/>
+        <w:gridCol w:w="1828"/>
+      </w:tblGrid>
+      <w:tr>
+        <w:trPr>
+          <w:tblHeader/>
+          <w:tblCellSpacing w:w="15" w:type="dxa"/>
+          <w:jc w:val="center"/>
+        </w:trPr>
+        <w:tc>
+          <w:tcPr>
+            <w:tcW w:w="2223" w:type="dxa"/>
+            <w:vAlign w:val="center"/>
+            <w:hideMark/>
+          </w:tcPr>
+          <w:p>
+            <w:pPr>
+              <w:spacing w:before="100" w:beforeAutospacing="1" w:after="100" w:afterAutospacing="1" w:line="240" w:lineRule="auto"/>
+              <w:ind w:left="0" w:firstLine="0"/>
+              <w:jc w:val="center"/>
+              <w:rPr>
+                <w:rFonts w:eastAsia="Times New Roman"/>
+                <w:b/>
+                <w:bCs/>
+                <w:kern w:val="0"/>
+                <w:lang w:val="en-VN"/>
+                <w14:ligatures w14:val="none"/>
+              </w:rPr>
+            </w:pPr>
+            <w:r>
+              <w:rPr>
+                <w:rFonts w:eastAsia="Times New Roman"/>
+                <w:b/>
+                <w:bCs/>
+                <w:kern w:val="0"/>
+                <w:lang w:val="en-VN"/>
+                <w14:ligatures w14:val="none"/>
+              </w:rPr>
+              <w:t>Mô hình</w:t>
+            </w:r>
+          </w:p>
+        </w:tc>
+        <w:tc>
+          <w:tcPr>
+            <w:tcW w:w="1331" w:type="dxa"/>
+            <w:vAlign w:val="center"/>
+            <w:hideMark/>
+          </w:tcPr>
+          <w:p>
+            <w:pPr>
+              <w:spacing w:before="100" w:beforeAutospacing="1" w:after="100" w:afterAutospacing="1" w:line="240" w:lineRule="auto"/>
+              <w:ind w:left="0" w:firstLine="0"/>
+              <w:jc w:val="center"/>
+              <w:rPr>
+                <w:rFonts w:eastAsia="Times New Roman"/>
+                <w:b/>
+                <w:bCs/>
+                <w:kern w:val="0"/>
+                <w:lang w:val="en-VN"/>
+                <w14:ligatures w14:val="none"/>
+              </w:rPr>
+            </w:pPr>
+            <w:r>
+              <w:rPr>
+                <w:rFonts w:eastAsia="Times New Roman"/>
+                <w:b/>
+                <w:bCs/>
+                <w:kern w:val="0"/>
+                <w:lang w:val="en-VN"/>
+                <w14:ligatures w14:val="none"/>
+              </w:rPr>
+              <w:t>Accuracy</w:t>
+            </w:r>
+          </w:p>
+        </w:tc>
+        <w:tc>
+          <w:tcPr>
+            <w:tcW w:w="1161" w:type="dxa"/>
+            <w:vAlign w:val="center"/>
+            <w:hideMark/>
+          </w:tcPr>
+          <w:p>
+            <w:pPr>
+              <w:spacing w:before="100" w:beforeAutospacing="1" w:after="100" w:afterAutospacing="1" w:line="240" w:lineRule="auto"/>
+              <w:ind w:left="0" w:firstLine="0"/>
+              <w:jc w:val="center"/>
+              <w:rPr>
+                <w:rFonts w:eastAsia="Times New Roman"/>
+                <w:b/>
+                <w:bCs/>
+                <w:kern w:val="0"/>
+                <w:lang w:val="en-VN"/>
+                <w14:ligatures w14:val="none"/>
+              </w:rPr>
+            </w:pPr>
+            <w:r>
+              <w:rPr>
+                <w:rFonts w:eastAsia="Times New Roman"/>
+                <w:b/>
+                <w:bCs/>
+                <w:kern w:val="0"/>
+                <w:lang w:val="en-VN"/>
+                <w14:ligatures w14:val="none"/>
+              </w:rPr>
+              <w:t>Precision</w:t>
+            </w:r>
+          </w:p>
+        </w:tc>
+        <w:tc>
+          <w:tcPr>
+            <w:tcW w:w="1104" w:type="dxa"/>
+            <w:vAlign w:val="center"/>
+            <w:hideMark/>
+          </w:tcPr>
+          <w:p>
+            <w:pPr>
+              <w:spacing w:before="100" w:beforeAutospacing="1" w:after="100" w:afterAutospacing="1" w:line="240" w:lineRule="auto"/>
+              <w:ind w:left="0" w:firstLine="0"/>
+              <w:jc w:val="center"/>
+              <w:rPr>
+                <w:rFonts w:eastAsia="Times New Roman"/>
+                <w:b/>
+                <w:bCs/>
+                <w:kern w:val="0"/>
+                <w:lang w:val="en-VN"/>
+                <w14:ligatures w14:val="none"/>
+              </w:rPr>
+            </w:pPr>
+            <w:r>
+              <w:rPr>
+                <w:rFonts w:eastAsia="Times New Roman"/>
+                <w:b/>
+                <w:bCs/>
+                <w:kern w:val="0"/>
+                <w:lang w:val="en-VN"/>
+                <w14:ligatures w14:val="none"/>
+              </w:rPr>
+              <w:t>Recall</w:t>
+            </w:r>
+          </w:p>
+        </w:tc>
+        <w:tc>
+          <w:tcPr>
+            <w:tcW w:w="983" w:type="dxa"/>
+            <w:vAlign w:val="center"/>
+            <w:hideMark/>
+          </w:tcPr>
+          <w:p>
+            <w:pPr>
+              <w:spacing w:before="100" w:beforeAutospacing="1" w:after="100" w:afterAutospacing="1" w:line="240" w:lineRule="auto"/>
+              <w:ind w:left="0" w:firstLine="0"/>
+              <w:jc w:val="center"/>
+              <w:rPr>
+                <w:rFonts w:eastAsia="Times New Roman"/>
+                <w:b/>
+                <w:bCs/>
+                <w:kern w:val="0"/>
+                <w:lang w:val="en-VN"/>
+                <w14:ligatures w14:val="none"/>
+              </w:rPr>
+            </w:pPr>
+            <w:r>
+              <w:rPr>
+                <w:rFonts w:eastAsia="Times New Roman"/>
+                <w:b/>
+                <w:bCs/>
+                <w:kern w:val="0"/>
+                <w:lang w:val="en-VN"/>
+                <w14:ligatures w14:val="none"/>
+              </w:rPr>
+              <w:t>F1-score</w:t>
+            </w:r>
+          </w:p>
+        </w:tc>
+        <w:tc>
+          <w:tcPr>
+            <w:tcW w:w="1783" w:type="dxa"/>
+            <w:vAlign w:val="center"/>
+            <w:hideMark/>
+          </w:tcPr>
+          <w:p>
+            <w:pPr>
+              <w:spacing w:before="100" w:beforeAutospacing="1" w:after="100" w:afterAutospacing="1" w:line="240" w:lineRule="auto"/>
+              <w:ind w:left="0" w:firstLine="0"/>
+              <w:jc w:val="center"/>
+              <w:rPr>
+                <w:rFonts w:eastAsia="Times New Roman"/>
+                <w:b/>
+                <w:bCs/>
+                <w:kern w:val="0"/>
+                <w:lang w:val="en-VN"/>
+                <w14:ligatures w14:val="none"/>
+              </w:rPr>
+            </w:pPr>
+            <w:r>
+              <w:rPr>
+                <w:rFonts w:eastAsia="Times New Roman"/>
+                <w:b/>
+                <w:bCs/>
+                <w:kern w:val="0"/>
+                <w:lang w:val="en-VN"/>
+                <w14:ligatures w14:val="none"/>
+              </w:rPr>
+              <w:t>AUC</w:t>
+            </w:r>
+          </w:p>
+        </w:tc>
+      </w:tr>
+      <w:tr>
+        <w:trPr>
+          <w:tblCellSpacing w:w="15" w:type="dxa"/>
+          <w:jc w:val="center"/>
+        </w:trPr>
+        <w:tc>
+          <w:tcPr>
+            <w:tcW w:w="2223" w:type="dxa"/>
+            <w:vAlign w:val="center"/>
+            <w:hideMark/>
+          </w:tcPr>
+          <w:p>
+            <w:pPr>
+              <w:spacing w:before="100" w:beforeAutospacing="1" w:after="100" w:afterAutospacing="1" w:line="240" w:lineRule="auto"/>
+              <w:ind w:left="0" w:firstLine="0"/>
+              <w:jc w:val="left"/>
+              <w:rPr>
+                <w:rFonts w:eastAsia="Times New Roman"/>
+                <w:kern w:val="0"/>
+                <w:lang w:val="en-VN"/>
+                <w14:ligatures w14:val="none"/>
+              </w:rPr>
+            </w:pPr>
+            <w:r>
+              <w:rPr>
+                <w:rFonts w:eastAsia="Times New Roman"/>
+                <w:kern w:val="0"/>
+                <w:lang w:val="en-VN"/>
+                <w14:ligatures w14:val="none"/>
+              </w:rPr>
+              <w:t>Logistic Regression</w:t>
+            </w:r>
+          </w:p>
+        </w:tc>
+        <w:tc>
+          <w:tcPr>
+            <w:tcW w:w="1331" w:type="dxa"/>
+            <w:vAlign w:val="center"/>
+            <w:hideMark/>
+          </w:tcPr>
+          <w:p>
+            <w:pPr>
+              <w:spacing w:before="100" w:beforeAutospacing="1" w:after="100" w:afterAutospacing="1" w:line="240" w:lineRule="auto"/>
+              <w:ind w:left="94" w:right="56" w:firstLine="19"/>
+              <w:jc w:val="center"/>
+              <w:rPr>
+                <w:rFonts w:eastAsia="Times New Roman"/>
+                <w:kern w:val="0"/>
+                <w:lang w:val="en-VN"/>
+                <w14:ligatures w14:val="none"/>
+              </w:rPr>
+            </w:pPr>
+            <w:r>
+              <w:rPr>
+                <w:rFonts w:eastAsia="Times New Roman"/>
+                <w:kern w:val="0"/>
+                <w:lang w:val="en-VN"/>
+                <w14:ligatures w14:val="none"/>
+              </w:rPr>
+              <w:t>91.95%</w:t>
+            </w:r>
+          </w:p>
+        </w:tc>
+        <w:tc>
+          <w:tcPr>
+            <w:tcW w:w="1161" w:type="dxa"/>
+            <w:vAlign w:val="center"/>
+            <w:hideMark/>
+          </w:tcPr>
+          <w:p>
+            <w:pPr>
+              <w:spacing w:before="100" w:beforeAutospacing="1" w:after="100" w:afterAutospacing="1" w:line="240" w:lineRule="auto"/>
+              <w:ind w:left="0" w:firstLine="0"/>
+              <w:jc w:val="center"/>
+              <w:rPr>
+                <w:rFonts w:eastAsia="Times New Roman"/>
+                <w:kern w:val="0"/>
+                <w:lang w:val="en-VN"/>
+                <w14:ligatures w14:val="none"/>
+              </w:rPr>
+            </w:pPr>
+            <w:r>
+              <w:rPr>
+                <w:rFonts w:eastAsia="Times New Roman"/>
+                <w:kern w:val="0"/>
+                <w:lang w:val="en-VN"/>
+                <w14:ligatures w14:val="none"/>
+              </w:rPr>
+              <w:t>0.5000</w:t>
+            </w:r>
+          </w:p>
+        </w:tc>
+        <w:tc>
+          <w:tcPr>
+            <w:tcW w:w="1104" w:type="dxa"/>
+            <w:vAlign w:val="center"/>
+            <w:hideMark/>
+          </w:tcPr>
+          <w:p>
+            <w:pPr>
+              <w:spacing w:before="100" w:beforeAutospacing="1" w:after="100" w:afterAutospacing="1" w:line="240" w:lineRule="auto"/>
+              <w:ind w:left="0" w:right="-255" w:firstLine="0"/>
+              <w:jc w:val="center"/>
+              <w:rPr>
+                <w:rFonts w:eastAsia="Times New Roman"/>
+                <w:kern w:val="0"/>
+                <w:lang w:val="en-VN"/>
+                <w14:ligatures w14:val="none"/>
+              </w:rPr>
+            </w:pPr>
+            <w:r>
+              <w:rPr>
+                <w:rFonts w:eastAsia="Times New Roman"/>
+                <w:kern w:val="0"/>
+                <w:lang w:val="en-VN"/>
+                <w14:ligatures w14:val="none"/>
+              </w:rPr>
+              <w:t>0.0002</w:t>
+            </w:r>
+          </w:p>
+        </w:tc>
+        <w:tc>
+          <w:tcPr>
+            <w:tcW w:w="983" w:type="dxa"/>
+            <w:vAlign w:val="center"/>
+            <w:hideMark/>
+          </w:tcPr>
+          <w:p>
+            <w:pPr>
+              <w:spacing w:before="100" w:beforeAutospacing="1" w:after="100" w:afterAutospacing="1" w:line="240" w:lineRule="auto"/>
+              <w:ind w:left="0" w:firstLine="0"/>
+              <w:jc w:val="center"/>
+              <w:rPr>
+                <w:rFonts w:eastAsia="Times New Roman"/>
+                <w:kern w:val="0"/>
+                <w:lang w:val="en-VN"/>
+                <w14:ligatures w14:val="none"/>
+              </w:rPr>
+            </w:pPr>
+            <w:r>
+              <w:rPr>
+                <w:rFonts w:eastAsia="Times New Roman"/>
+                <w:kern w:val="0"/>
+                <w:lang w:val="en-VN"/>
+                <w14:ligatures w14:val="none"/>
+              </w:rPr>
+              <w:t>0.0004</w:t>
+            </w:r>
+          </w:p>
+        </w:tc>
+        <w:tc>
+          <w:tcPr>
+            <w:tcW w:w="1783" w:type="dxa"/>
+            <w:vAlign w:val="center"/>
+            <w:hideMark/>
+          </w:tcPr>
+          <w:p>
+            <w:pPr>
+              <w:spacing w:before="100" w:beforeAutospacing="1" w:after="100" w:afterAutospacing="1" w:line="240" w:lineRule="auto"/>
+              <w:ind w:left="230" w:firstLine="0"/>
+              <w:jc w:val="center"/>
+              <w:rPr>
+                <w:rFonts w:eastAsia="Times New Roman"/>
+                <w:kern w:val="0"/>
+                <w:lang w:val="en-VN"/>
+                <w14:ligatures w14:val="none"/>
+              </w:rPr>
+            </w:pPr>
+            <w:r>
+              <w:rPr>
+                <w:rFonts w:eastAsia="Times New Roman"/>
+                <w:kern w:val="0"/>
+                <w:lang w:val="en-VN"/>
+                <w14:ligatures w14:val="none"/>
+              </w:rPr>
+              <w:t>0.6681</w:t>
+            </w:r>
+          </w:p>
+        </w:tc>
+      </w:tr>
+      <w:tr>
+        <w:trPr>
+          <w:tblCellSpacing w:w="15" w:type="dxa"/>
+          <w:jc w:val="center"/>
+        </w:trPr>
+        <w:tc>
+          <w:tcPr>
+            <w:tcW w:w="2223" w:type="dxa"/>
+            <w:vAlign w:val="center"/>
+            <w:hideMark/>
+          </w:tcPr>
+          <w:p>
+            <w:pPr>
+              <w:spacing w:before="100" w:beforeAutospacing="1" w:after="100" w:afterAutospacing="1" w:line="240" w:lineRule="auto"/>
+              <w:ind w:left="0" w:firstLine="0"/>
+              <w:jc w:val="left"/>
+              <w:rPr>
+                <w:rFonts w:eastAsia="Times New Roman"/>
+                <w:kern w:val="0"/>
+                <w:lang w:val="en-VN"/>
+                <w14:ligatures w14:val="none"/>
+              </w:rPr>
+            </w:pPr>
+            <w:r>
+              <w:rPr>
+                <w:rFonts w:eastAsia="Times New Roman"/>
+                <w:kern w:val="0"/>
+                <w:lang w:val="en-VN"/>
+                <w14:ligatures w14:val="none"/>
+              </w:rPr>
+              <w:t>LightGBM</w:t>
+            </w:r>
+          </w:p>
+        </w:tc>
+        <w:tc>
+          <w:tcPr>
+            <w:tcW w:w="1331" w:type="dxa"/>
+            <w:vAlign w:val="center"/>
+            <w:hideMark/>
+          </w:tcPr>
+          <w:p>
+            <w:pPr>
+              <w:spacing w:before="100" w:beforeAutospacing="1" w:after="100" w:afterAutospacing="1" w:line="240" w:lineRule="auto"/>
+              <w:ind w:left="0" w:firstLine="0"/>
+              <w:jc w:val="center"/>
+              <w:rPr>
+                <w:rFonts w:eastAsia="Times New Roman"/>
+                <w:kern w:val="0"/>
+                <w:lang w:val="en-VN"/>
+                <w14:ligatures w14:val="none"/>
+              </w:rPr>
+            </w:pPr>
+            <w:r>
+              <w:rPr>
+                <w:rFonts w:eastAsia="Times New Roman"/>
+                <w:kern w:val="0"/>
+                <w:lang w:val="en-VN"/>
+                <w14:ligatures w14:val="none"/>
+              </w:rPr>
+              <w:t>91.95%</w:t>
+            </w:r>
+          </w:p>
+        </w:tc>
+        <w:tc>
+          <w:tcPr>
+            <w:tcW w:w="1161" w:type="dxa"/>
+            <w:vAlign w:val="center"/>
+            <w:hideMark/>
+          </w:tcPr>
+          <w:p>
+            <w:pPr>
+              <w:spacing w:before="100" w:beforeAutospacing="1" w:after="100" w:afterAutospacing="1" w:line="240" w:lineRule="auto"/>
+              <w:ind w:left="0" w:firstLine="0"/>
+              <w:jc w:val="center"/>
+              <w:rPr>
+                <w:rFonts w:eastAsia="Times New Roman"/>
+                <w:kern w:val="0"/>
+                <w:lang w:val="en-VN"/>
+                <w14:ligatures w14:val="none"/>
+              </w:rPr>
+            </w:pPr>
+            <w:r>
+              <w:rPr>
+                <w:rFonts w:eastAsia="Times New Roman"/>
+                <w:kern w:val="0"/>
+                <w:lang w:val="en-VN"/>
+                <w14:ligatures w14:val="none"/>
+              </w:rPr>
+              <w:t>0.3333</w:t>
+            </w:r>
+          </w:p>
+        </w:tc>
+        <w:tc>
+          <w:tcPr>
+            <w:tcW w:w="1104" w:type="dxa"/>
+            <w:vAlign w:val="center"/>
+            <w:hideMark/>
+          </w:tcPr>
+          <w:p>
+            <w:pPr>
+              <w:spacing w:before="100" w:beforeAutospacing="1" w:after="100" w:afterAutospacing="1" w:line="240" w:lineRule="auto"/>
+              <w:ind w:left="0" w:firstLine="0"/>
+              <w:jc w:val="center"/>
+              <w:rPr>
+                <w:rFonts w:eastAsia="Times New Roman"/>
+                <w:kern w:val="0"/>
+                <w:lang w:val="en-VN"/>
+                <w14:ligatures w14:val="none"/>
+              </w:rPr>
+            </w:pPr>
+            <w:r>
+              <w:rPr>
+                <w:rFonts w:eastAsia="Times New Roman"/>
+                <w:kern w:val="0"/>
+                <w:lang w:val="en-VN"/>
+                <w14:ligatures w14:val="none"/>
+              </w:rPr>
+              <w:t>0.0002</w:t>
+            </w:r>
+          </w:p>
+        </w:tc>
+        <w:tc>
+          <w:tcPr>
+            <w:tcW w:w="983" w:type="dxa"/>
+            <w:vAlign w:val="center"/>
+            <w:hideMark/>
+          </w:tcPr>
+          <w:p>
+            <w:pPr>
+              <w:spacing w:before="100" w:beforeAutospacing="1" w:after="100" w:afterAutospacing="1" w:line="240" w:lineRule="auto"/>
+              <w:ind w:left="0" w:firstLine="0"/>
+              <w:jc w:val="center"/>
+              <w:rPr>
+                <w:rFonts w:eastAsia="Times New Roman"/>
+                <w:kern w:val="0"/>
+                <w:lang w:val="en-VN"/>
+                <w14:ligatures w14:val="none"/>
+              </w:rPr>
+            </w:pPr>
+            <w:r>
+              <w:rPr>
+                <w:rFonts w:eastAsia="Times New Roman"/>
+                <w:kern w:val="0"/>
+                <w:lang w:val="en-VN"/>
+                <w14:ligatures w14:val="none"/>
+              </w:rPr>
+              <w:t>0.0004</w:t>
+            </w:r>
+          </w:p>
+        </w:tc>
+        <w:tc>
+          <w:tcPr>
+            <w:tcW w:w="1783" w:type="dxa"/>
+            <w:vAlign w:val="center"/>
+            <w:hideMark/>
+          </w:tcPr>
+          <w:p>
+            <w:pPr>
+              <w:spacing w:before="100" w:beforeAutospacing="1" w:after="100" w:afterAutospacing="1" w:line="240" w:lineRule="auto"/>
+              <w:ind w:left="230" w:firstLine="0"/>
+              <w:jc w:val="center"/>
+              <w:rPr>
+                <w:rFonts w:eastAsia="Times New Roman"/>
+                <w:kern w:val="0"/>
+                <w:lang w:val="en-VN"/>
+                <w14:ligatures w14:val="none"/>
+              </w:rPr>
+            </w:pPr>
+            <w:r>
+              <w:rPr>
+                <w:rFonts w:eastAsia="Times New Roman"/>
+                <w:kern w:val="0"/>
+                <w:lang w:val="en-VN"/>
+                <w14:ligatures w14:val="none"/>
+              </w:rPr>
+              <w:t>0.6895</w:t>
+            </w:r>
+          </w:p>
+        </w:tc>
+      </w:tr>
+      <w:tr>
+        <w:trPr>
+          <w:tblCellSpacing w:w="15" w:type="dxa"/>
+          <w:jc w:val="center"/>
+        </w:trPr>
+        <w:tc>
+          <w:tcPr>
+            <w:tcW w:w="2223" w:type="dxa"/>
+            <w:vAlign w:val="center"/>
+            <w:hideMark/>
+          </w:tcPr>
+          <w:p>
+            <w:pPr>
+              <w:spacing w:before="100" w:beforeAutospacing="1" w:after="100" w:afterAutospacing="1" w:line="240" w:lineRule="auto"/>
+              <w:ind w:left="0" w:firstLine="0"/>
+              <w:jc w:val="left"/>
+              <w:rPr>
+                <w:rFonts w:eastAsia="Times New Roman"/>
+                <w:kern w:val="0"/>
+                <w:lang w:val="en-VN"/>
+                <w14:ligatures w14:val="none"/>
+              </w:rPr>
+            </w:pPr>
+            <w:r>
+              <w:rPr>
+                <w:rFonts w:eastAsia="Times New Roman"/>
+                <w:kern w:val="0"/>
+                <w:lang w:val="en-VN"/>
+                <w14:ligatures w14:val="none"/>
+              </w:rPr>
+              <w:t>XGBoost</w:t>
+            </w:r>
+          </w:p>
+        </w:tc>
+        <w:tc>
+          <w:tcPr>
+            <w:tcW w:w="1331" w:type="dxa"/>
+            <w:vAlign w:val="center"/>
+            <w:hideMark/>
+          </w:tcPr>
+          <w:p>
+            <w:pPr>
+              <w:spacing w:before="100" w:beforeAutospacing="1" w:after="100" w:afterAutospacing="1" w:line="240" w:lineRule="auto"/>
+              <w:ind w:left="0" w:firstLine="0"/>
+              <w:jc w:val="center"/>
+              <w:rPr>
+                <w:rFonts w:eastAsia="Times New Roman"/>
+                <w:kern w:val="0"/>
+                <w:lang w:val="en-VN"/>
+                <w14:ligatures w14:val="none"/>
+              </w:rPr>
+            </w:pPr>
+            <w:r>
+              <w:rPr>
+                <w:rFonts w:eastAsia="Times New Roman"/>
+                <w:kern w:val="0"/>
+                <w:lang w:val="en-VN"/>
+                <w14:ligatures w14:val="none"/>
+              </w:rPr>
+              <w:t>91.91%</w:t>
+            </w:r>
+          </w:p>
+        </w:tc>
+        <w:tc>
+          <w:tcPr>
+            <w:tcW w:w="1161" w:type="dxa"/>
+            <w:vAlign w:val="center"/>
+            <w:hideMark/>
+          </w:tcPr>
+          <w:p>
+            <w:pPr>
+              <w:spacing w:before="100" w:beforeAutospacing="1" w:after="100" w:afterAutospacing="1" w:line="240" w:lineRule="auto"/>
+              <w:ind w:left="0" w:firstLine="0"/>
+              <w:jc w:val="center"/>
+              <w:rPr>
+                <w:rFonts w:eastAsia="Times New Roman"/>
+                <w:kern w:val="0"/>
+                <w:lang w:val="en-VN"/>
+                <w14:ligatures w14:val="none"/>
+              </w:rPr>
+            </w:pPr>
+            <w:r>
+              <w:rPr>
+                <w:rFonts w:eastAsia="Times New Roman"/>
+                <w:kern w:val="0"/>
+                <w:lang w:val="en-VN"/>
+                <w14:ligatures w14:val="none"/>
+              </w:rPr>
+              <w:t>0.2400</w:t>
+            </w:r>
+          </w:p>
+        </w:tc>
+        <w:tc>
+          <w:tcPr>
+            <w:tcW w:w="1104" w:type="dxa"/>
+            <w:vAlign w:val="center"/>
+            <w:hideMark/>
+          </w:tcPr>
+          <w:p>
+            <w:pPr>
+              <w:spacing w:before="100" w:beforeAutospacing="1" w:after="100" w:afterAutospacing="1" w:line="240" w:lineRule="auto"/>
+              <w:ind w:left="0" w:firstLine="0"/>
+              <w:jc w:val="center"/>
+              <w:rPr>
+                <w:rFonts w:eastAsia="Times New Roman"/>
+                <w:kern w:val="0"/>
+                <w:lang w:val="en-VN"/>
+                <w14:ligatures w14:val="none"/>
+              </w:rPr>
+            </w:pPr>
+            <w:r>
+              <w:rPr>
+                <w:rFonts w:eastAsia="Times New Roman"/>
+                <w:kern w:val="0"/>
+                <w:lang w:val="en-VN"/>
+                <w14:ligatures w14:val="none"/>
+              </w:rPr>
+              <w:t>0.0024</w:t>
+            </w:r>
+          </w:p>
+        </w:tc>
+        <w:tc>
+          <w:tcPr>
+            <w:tcW w:w="983" w:type="dxa"/>
+            <w:vAlign w:val="center"/>
+            <w:hideMark/>
+          </w:tcPr>
+          <w:p>
+            <w:pPr>
+              <w:spacing w:before="100" w:beforeAutospacing="1" w:after="100" w:afterAutospacing="1" w:line="240" w:lineRule="auto"/>
+              <w:ind w:left="0" w:firstLine="0"/>
+              <w:jc w:val="center"/>
+              <w:rPr>
+                <w:rFonts w:eastAsia="Times New Roman"/>
+                <w:kern w:val="0"/>
+                <w:lang w:val="en-VN"/>
+                <w14:ligatures w14:val="none"/>
+              </w:rPr>
+            </w:pPr>
+            <w:r>
+              <w:rPr>
+                <w:rFonts w:eastAsia="Times New Roman"/>
+                <w:kern w:val="0"/>
+                <w:lang w:val="en-VN"/>
+                <w14:ligatures w14:val="none"/>
+              </w:rPr>
+              <w:t>0.0048</w:t>
+            </w:r>
+          </w:p>
+        </w:tc>
+        <w:tc>
+          <w:tcPr>
+            <w:tcW w:w="1783" w:type="dxa"/>
+            <w:vAlign w:val="center"/>
+            <w:hideMark/>
+          </w:tcPr>
+          <w:p>
+            <w:pPr>
+              <w:spacing w:before="100" w:beforeAutospacing="1" w:after="100" w:afterAutospacing="1" w:line="240" w:lineRule="auto"/>
+              <w:ind w:left="230" w:firstLine="0"/>
+              <w:jc w:val="center"/>
+              <w:rPr>
+                <w:rFonts w:eastAsia="Times New Roman"/>
+                <w:kern w:val="0"/>
+                <w:lang w:val="en-VN"/>
+                <w14:ligatures w14:val="none"/>
+              </w:rPr>
+            </w:pPr>
+            <w:r>
+              <w:rPr>
+                <w:rFonts w:eastAsia="Times New Roman"/>
+                <w:kern w:val="0"/>
+                <w:lang w:val="en-VN"/>
+                <w14:ligatures w14:val="none"/>
+              </w:rPr>
+              <w:t>0.6829</w:t>
+            </w:r>
+          </w:p>
+        </w:tc>
+      </w:tr>
+    </w:tbl>
+    <w:p>
+      <w:pPr>
+        <w:rPr>
+          <w:lang w:val="vi-VN"/>
+        </w:rPr>
+      </w:pPr>
+      <w:r>
+        <w:rPr>
+          <w:lang w:val="vi-VN"/>
+        </w:rPr>
+        <w:drawing>
+          <wp:inline distT="0" distB="0" distL="0" distR="0" wp14:anchorId="7C1D4167" wp14:editId="34786915">
+            <wp:extent cx="5016500" cy="3746500"/>
+            <wp:effectExtent l="0" t="0" r="0" b="0"/>
+            <wp:docPr id="1576570814" name="Picture 1" descr="A graph of a logistic curve&#10;&#10;AI-generated content may be incorrect."/>
+            <wp:cNvGraphicFramePr>
+              <a:graphicFrameLocks xmlns:a="http://schemas.openxmlformats.org/drawingml/2006/main" noChangeAspect="1"/>
+            </wp:cNvGraphicFramePr>
+            <a:graphic xmlns:a="http://schemas.openxmlformats.org/drawingml/2006/main">
+              <a:graphicData uri="http://schemas.openxmlformats.org/drawingml/2006/picture">
+                <pic:pic xmlns:pic="http://schemas.openxmlformats.org/drawingml/2006/picture">
+                  <pic:nvPicPr>
+                    <pic:cNvPr id="1576570814" name="Picture 1" descr="A graph of a logistic curve&#10;&#10;AI-generated content may be incorrect."/>
+                    <pic:cNvPicPr/>
+                  </pic:nvPicPr>
+                  <pic:blipFill>
+                    <a:blip r:embed="rId9"/>
+                    <a:stretch>
+                      <a:fillRect/>
+                    </a:stretch>
+                  </pic:blipFill>
+                  <pic:spPr>
+                    <a:xfrm>
+                      <a:off x="0" y="0"/>
+                      <a:ext cx="5016500" cy="3746500"/>
+                    </a:xfrm>
+                    <a:prstGeom prst="rect">
+                      <a:avLst/>
+                    </a:prstGeom>
+                  </pic:spPr>
+                </pic:pic>
+              </a:graphicData>
+            </a:graphic>
+          </wp:inline>
+        </w:drawing>
+      </w:r>
+    </w:p>
+    <w:p>
+      <w:pPr>
+        <w:rPr>
+          <w:sz w:val="24"/>
+          <w:szCs w:val="24"/>
+          <w:lang w:val="vi-VN"/>
+        </w:rPr>
+      </w:pPr>
+      <w:r>
+        <w:t xml:space="preserve">Mặc dù độ chính xác (Accuracy) của các mô hình đều cao (~92%), các chỉ số Precision, Recall và F1-score đều rất thấp. Điều này là do </w:t>
+      </w:r>
+      <w:r>
+        <w:rPr>
+          <w:rStyle w:val="s1"/>
+          <w:b/>
+          <w:bCs/>
+        </w:rPr>
+        <w:t>sự mất cân bằng nhãn nghiêm trọng</w:t>
+      </w:r>
+      <w:r>
+        <w:t xml:space="preserve"> </w:t>
+      </w:r>
+      <w:r>
+        <w:lastRenderedPageBreak/>
+        <w:t>trong tập dữ liệu: phần lớn khách hàng không có nợ xấu (TARGET = 0). Mô hình có xu hướng dự đoán hầu hết là 0, dẫn đến Recall thấp.</w:t>
+      </w:r>
+    </w:p>
+    <w:p>
+      <w:pPr>
+        <w:rPr>
+          <w:lang w:val="vi-VN"/>
+        </w:rPr>
+      </w:pPr>
+      <w:r>
+        <w:rPr>
+          <w:rStyle w:val="s1"/>
+          <w:b/>
+          <w:bCs/>
+        </w:rPr>
+        <w:t>LightGBM đạt AUC cao nhất (0.6895)</w:t>
+      </w:r>
+      <w:r>
+        <w:t>, cho thấy khả năng phân biệt giữa khách hàng tốt và khách hàng xấu tốt hơn hai mô hình còn lại. Do đó, LightGBM được chọn để thực hiện các bước quy đổi tiếp theo.</w:t>
+      </w:r>
+    </w:p>
+    <w:p>
+      <w:pPr>
+        <w:pStyle w:val="Heading2"/>
+        <w:rPr>
+          <w:sz w:val="27"/>
+          <w:szCs w:val="27"/>
+        </w:rPr>
+      </w:pPr>
+      <w:bookmarkStart w:id="15" w:name="_Toc203018985"/>
+      <w:r>
+        <w:t>Quy đổi xác suất nợ xấu (PD) sang điểm tín dụng</w:t>
+      </w:r>
+      <w:bookmarkEnd w:id="15"/>
+    </w:p>
+    <w:p>
+      <w:pPr>
+        <w:rPr>
+          <w:lang w:val="vi-VN"/>
+        </w:rPr>
+      </w:pPr>
+      <w:r>
+        <w:rPr>
+          <w:lang w:val="vi-VN"/>
+        </w:rPr>
+        <w:t>Điểm tín dụng sẽ được qui đổi dựa vào PD như mục 4.4</w:t>
+      </w:r>
+    </w:p>
+    <w:p>
+      <w:pPr>
+        <w:rPr>
+          <w:sz w:val="24"/>
+          <w:szCs w:val="24"/>
+          <w:lang w:val="vi-VN"/>
+        </w:rPr>
+      </w:pPr>
+      <w:r>
+        <w:t>Điểm được giới hạn trong khoảng [300, 850]</w:t>
+      </w:r>
+    </w:p>
+    <w:p>
+      <w:pPr>
+        <w:rPr>
+          <w:lang w:val="vi-VN"/>
+        </w:rPr>
+      </w:pPr>
+      <w:r>
+        <w:t>Điểm tín dụng cho từng khách hàng giúp hệ thống dễ dàng phân loại mức độ rủi ro và đưa ra quyết định tín dụng.</w:t>
+      </w:r>
+    </w:p>
+    <w:p>
+      <w:pPr>
+        <w:pStyle w:val="Heading2"/>
+        <w:rPr>
+          <w:sz w:val="27"/>
+          <w:szCs w:val="27"/>
+        </w:rPr>
+      </w:pPr>
+      <w:bookmarkStart w:id="16" w:name="_Toc203018986"/>
+      <w:r>
+        <w:t>Tính toán tổn thất kỳ vọng (Expected Loss)</w:t>
+      </w:r>
+      <w:bookmarkEnd w:id="16"/>
+    </w:p>
+    <w:p>
+      <w:pPr>
+        <w:rPr>
+          <w:lang w:val="vi-VN"/>
+        </w:rPr>
+      </w:pPr>
+      <w:r>
+        <w:t xml:space="preserve">Sau khi có PD, tiếp tục tính </w:t>
+      </w:r>
+      <w:r>
+        <w:rPr>
+          <w:rStyle w:val="s1"/>
+          <w:b/>
+          <w:bCs/>
+        </w:rPr>
+        <w:t>Expected Loss (EL)</w:t>
+      </w:r>
+      <w:r>
+        <w:t xml:space="preserve"> cho mỗi khoản vay</w:t>
+      </w:r>
+      <w:r>
+        <w:rPr>
+          <w:lang w:val="vi-VN"/>
+        </w:rPr>
+        <w:t xml:space="preserve"> như mục 4.5</w:t>
+      </w:r>
+    </w:p>
+    <w:p>
+      <w:pPr>
+        <w:rPr>
+          <w:lang w:val="vi-VN"/>
+        </w:rPr>
+      </w:pPr>
+      <w:r>
+        <w:rPr>
+          <w:lang w:val="vi-VN"/>
+        </w:rPr>
+        <w:t>Tổng EL được dùng để xác ước lượng mức trích lập dự phòng</w:t>
+      </w:r>
+    </w:p>
+    <w:p>
+      <w:pPr>
+        <w:pStyle w:val="Heading2"/>
+        <w:rPr>
+          <w:sz w:val="27"/>
+          <w:szCs w:val="27"/>
+        </w:rPr>
+      </w:pPr>
+      <w:bookmarkStart w:id="17" w:name="_Toc203018987"/>
+      <w:r>
+        <w:t>Nhận xét</w:t>
+      </w:r>
+      <w:bookmarkEnd w:id="17"/>
+    </w:p>
+    <w:p>
+      <w:pPr>
+        <w:pStyle w:val="bullet-"/>
+      </w:pPr>
+      <w:r>
+        <w:t>Mặc dù các mô hình baseline chưa cho kết quả xuất sắc do mất cân bằng dữ liệu, việc sử dụng LightGBM vẫn cho AUC tốt nhất.</w:t>
+      </w:r>
+    </w:p>
+    <w:p>
+      <w:pPr>
+        <w:pStyle w:val="bullet-"/>
+      </w:pPr>
+      <w:r>
+        <w:t>Quy đổi PD sang điểm tín dụng giúp hệ thống trực quan hóa rủi ro khách hàng theo chuẩn ngành.</w:t>
+      </w:r>
+    </w:p>
+    <w:p>
+      <w:pPr>
+        <w:pStyle w:val="bullet-"/>
+      </w:pPr>
+      <w:r>
+        <w:t>Việc tính EL tạo nền tảng cho các tổ chức tài chính trích lập dự phòng rủi ro theo từng kỳ, đảm bảo tuân thủ chuẩn mực quản trị tài chính.</w:t>
+      </w:r>
+    </w:p>
+    <w:p>
+      <w:pPr>
+        <w:rPr>
+          <w:lang w:val="vi-VN"/>
+        </w:rPr>
+      </w:pPr>
+    </w:p>
+    <w:p>
+      <w:pPr>
+        <w:pStyle w:val="Heading1"/>
+      </w:pPr>
+      <w:bookmarkStart w:id="18" w:name="_Toc203018988"/>
       <w:r>
         <w:t>Tài liệu tham khảo</w:t>
       </w:r>
-      <w:bookmarkEnd w:id="12"/>
+      <w:bookmarkEnd w:id="18"/>
     </w:p>
     <w:p>
       <w:pPr>
@@ -3853,6 +5783,7 @@
         <w:pStyle w:val="Bibliography"/>
       </w:pPr>
       <w:r>
+        <w:lastRenderedPageBreak/>
         <w:t>[4]</w:t>
       </w:r>
       <w:r>
@@ -3900,6 +5831,9 @@
     <w:p>
       <w:pPr>
         <w:ind w:left="0" w:firstLine="0"/>
+        <w:rPr>
+          <w:lang w:val="vi-VN"/>
+        </w:rPr>
       </w:pPr>
       <w:r>
         <w:t>[6]</w:t>
@@ -3917,7 +5851,7 @@
       <w:r>
         <w:t xml:space="preserve">, Bank for International Settlements, Jun. 2011 (rev. 2013). [Online]. Available: </w:t>
       </w:r>
-      <w:hyperlink r:id="rId11" w:history="1">
+      <w:hyperlink r:id="rId10" w:history="1">
         <w:r>
           <w:rPr>
             <w:rStyle w:val="Hyperlink"/>
@@ -3926,9 +5860,96 @@
         </w:r>
       </w:hyperlink>
     </w:p>
+    <w:p>
+      <w:pPr>
+        <w:ind w:left="0" w:firstLine="0"/>
+        <w:rPr>
+          <w:lang w:val="vi-VN"/>
+        </w:rPr>
+      </w:pPr>
+    </w:p>
+    <w:p>
+      <w:pPr>
+        <w:ind w:left="0" w:firstLine="0"/>
+        <w:rPr>
+          <w:lang w:val="vi-VN"/>
+        </w:rPr>
+      </w:pPr>
+    </w:p>
+    <w:p>
+      <w:pPr>
+        <w:ind w:left="0" w:firstLine="0"/>
+        <w:rPr>
+          <w:lang w:val="vi-VN"/>
+        </w:rPr>
+      </w:pPr>
+    </w:p>
+    <w:p>
+      <w:pPr>
+        <w:pStyle w:val="NoSpacing"/>
+      </w:pPr>
+      <w:r>
+        <w:t>Link Dataset:</w:t>
+      </w:r>
+    </w:p>
+    <w:p>
+      <w:pPr>
+        <w:pStyle w:val="NoSpacing"/>
+      </w:pPr>
+      <w:r>
+        <w:t>Link gốc từ Kaggle:</w:t>
+      </w:r>
+    </w:p>
+    <w:p>
+      <w:pPr>
+        <w:pStyle w:val="NoSpacing"/>
+      </w:pPr>
+      <w:hyperlink r:id="rId11" w:history="1">
+        <w:r>
+          <w:rPr>
+            <w:rStyle w:val="Hyperlink"/>
+          </w:rPr>
+          <w:t>https://www.kaggle.com/competitions/home-credit-default-risk/data</w:t>
+        </w:r>
+      </w:hyperlink>
+    </w:p>
+    <w:p>
+      <w:pPr>
+        <w:pStyle w:val="NoSpacing"/>
+      </w:pPr>
+      <w:proofErr w:type="gramStart"/>
+      <w:r>
+        <w:t>Link</w:t>
+      </w:r>
+      <w:proofErr w:type="gramEnd"/>
+      <w:r>
+        <w:t xml:space="preserve"> google downloaded từ Kaggle:</w:t>
+      </w:r>
+    </w:p>
+    <w:p>
+      <w:pPr>
+        <w:pStyle w:val="NoSpacing"/>
+      </w:pPr>
+      <w:hyperlink r:id="rId12" w:history="1">
+        <w:r>
+          <w:rPr>
+            <w:rStyle w:val="Hyperlink"/>
+          </w:rPr>
+          <w:t>https://drive.google.com/drive/folders/1OQon9-Es4kfjNVf-4GTJx01u5hEyKHS6?usp=sharing</w:t>
+        </w:r>
+      </w:hyperlink>
+    </w:p>
+    <w:p>
+      <w:pPr>
+        <w:ind w:left="0" w:firstLine="0"/>
+        <w:rPr>
+          <w:lang w:val="vi-VN"/>
+        </w:rPr>
+      </w:pPr>
+    </w:p>
     <w:sectPr>
-      <w:headerReference w:type="default" r:id="rId12"/>
-      <w:footerReference w:type="default" r:id="rId13"/>
+      <w:headerReference w:type="default" r:id="rId13"/>
+      <w:footerReference w:type="default" r:id="rId14"/>
       <w:pgSz w:w="12240" w:h="15840"/>
       <w:pgMar w:top="1440" w:right="1440" w:bottom="1440" w:left="1440" w:header="720" w:footer="720" w:gutter="0"/>
       <w:cols w:space="720"/>
@@ -4039,19 +6060,20 @@
       <w:pStyle w:val="header-footer"/>
     </w:pPr>
     <w:r>
-      <w:t>Đăng ký đồ án cuối kỳ</w:t>
+      <w:t>Đồ án cuối kỳ</w:t>
     </w:r>
     <w:r>
       <w:ptab w:relativeTo="margin" w:alignment="center" w:leader="none"/>
     </w:r>
-    <w:hyperlink r:id="rId1" w:history="1">
-      <w:r>
-        <w:rPr>
-          <w:rStyle w:val="Hyperlink"/>
-        </w:rPr>
-        <w:t>buuhq.19@ms.uit.edu.vn</w:t>
-      </w:r>
-    </w:hyperlink>
+    <w:r>
+      <w:t>Huỳnh</w:t>
+    </w:r>
+    <w:r>
+      <w:rPr>
+        <w:lang w:val="vi-VN"/>
+      </w:rPr>
+      <w:t xml:space="preserve"> Quốc Bữu</w:t>
+    </w:r>
     <w:r>
       <w:ptab w:relativeTo="margin" w:alignment="right" w:leader="none"/>
     </w:r>
@@ -6048,6 +8070,453 @@
     </w:lvl>
   </w:abstractNum>
   <w:abstractNum w:abstractNumId="14" w15:restartNumberingAfterBreak="0">
+    <w:nsid w:val="45C67B67"/>
+    <w:multiLevelType w:val="multilevel"/>
+    <w:tmpl w:val="D34E0016"/>
+    <w:lvl w:ilvl="0">
+      <w:start w:val="1"/>
+      <w:numFmt w:val="bullet"/>
+      <w:lvlText w:val=""/>
+      <w:lvlJc w:val="left"/>
+      <w:pPr>
+        <w:tabs>
+          <w:tab w:val="num" w:pos="720"/>
+        </w:tabs>
+        <w:ind w:left="720" w:hanging="360"/>
+      </w:pPr>
+      <w:rPr>
+        <w:rFonts w:ascii="Symbol" w:hAnsi="Symbol" w:hint="default"/>
+        <w:sz w:val="20"/>
+      </w:rPr>
+    </w:lvl>
+    <w:lvl w:ilvl="1" w:tentative="1">
+      <w:start w:val="1"/>
+      <w:numFmt w:val="bullet"/>
+      <w:lvlText w:val="o"/>
+      <w:lvlJc w:val="left"/>
+      <w:pPr>
+        <w:tabs>
+          <w:tab w:val="num" w:pos="1440"/>
+        </w:tabs>
+        <w:ind w:left="1440" w:hanging="360"/>
+      </w:pPr>
+      <w:rPr>
+        <w:rFonts w:ascii="Courier New" w:hAnsi="Courier New" w:hint="default"/>
+        <w:sz w:val="20"/>
+      </w:rPr>
+    </w:lvl>
+    <w:lvl w:ilvl="2" w:tentative="1">
+      <w:start w:val="1"/>
+      <w:numFmt w:val="bullet"/>
+      <w:lvlText w:val=""/>
+      <w:lvlJc w:val="left"/>
+      <w:pPr>
+        <w:tabs>
+          <w:tab w:val="num" w:pos="2160"/>
+        </w:tabs>
+        <w:ind w:left="2160" w:hanging="360"/>
+      </w:pPr>
+      <w:rPr>
+        <w:rFonts w:ascii="Wingdings" w:hAnsi="Wingdings" w:hint="default"/>
+        <w:sz w:val="20"/>
+      </w:rPr>
+    </w:lvl>
+    <w:lvl w:ilvl="3" w:tentative="1">
+      <w:start w:val="1"/>
+      <w:numFmt w:val="bullet"/>
+      <w:lvlText w:val=""/>
+      <w:lvlJc w:val="left"/>
+      <w:pPr>
+        <w:tabs>
+          <w:tab w:val="num" w:pos="2880"/>
+        </w:tabs>
+        <w:ind w:left="2880" w:hanging="360"/>
+      </w:pPr>
+      <w:rPr>
+        <w:rFonts w:ascii="Wingdings" w:hAnsi="Wingdings" w:hint="default"/>
+        <w:sz w:val="20"/>
+      </w:rPr>
+    </w:lvl>
+    <w:lvl w:ilvl="4" w:tentative="1">
+      <w:start w:val="1"/>
+      <w:numFmt w:val="bullet"/>
+      <w:lvlText w:val=""/>
+      <w:lvlJc w:val="left"/>
+      <w:pPr>
+        <w:tabs>
+          <w:tab w:val="num" w:pos="3600"/>
+        </w:tabs>
+        <w:ind w:left="3600" w:hanging="360"/>
+      </w:pPr>
+      <w:rPr>
+        <w:rFonts w:ascii="Wingdings" w:hAnsi="Wingdings" w:hint="default"/>
+        <w:sz w:val="20"/>
+      </w:rPr>
+    </w:lvl>
+    <w:lvl w:ilvl="5" w:tentative="1">
+      <w:start w:val="1"/>
+      <w:numFmt w:val="bullet"/>
+      <w:lvlText w:val=""/>
+      <w:lvlJc w:val="left"/>
+      <w:pPr>
+        <w:tabs>
+          <w:tab w:val="num" w:pos="4320"/>
+        </w:tabs>
+        <w:ind w:left="4320" w:hanging="360"/>
+      </w:pPr>
+      <w:rPr>
+        <w:rFonts w:ascii="Wingdings" w:hAnsi="Wingdings" w:hint="default"/>
+        <w:sz w:val="20"/>
+      </w:rPr>
+    </w:lvl>
+    <w:lvl w:ilvl="6" w:tentative="1">
+      <w:start w:val="1"/>
+      <w:numFmt w:val="bullet"/>
+      <w:lvlText w:val=""/>
+      <w:lvlJc w:val="left"/>
+      <w:pPr>
+        <w:tabs>
+          <w:tab w:val="num" w:pos="5040"/>
+        </w:tabs>
+        <w:ind w:left="5040" w:hanging="360"/>
+      </w:pPr>
+      <w:rPr>
+        <w:rFonts w:ascii="Wingdings" w:hAnsi="Wingdings" w:hint="default"/>
+        <w:sz w:val="20"/>
+      </w:rPr>
+    </w:lvl>
+    <w:lvl w:ilvl="7" w:tentative="1">
+      <w:start w:val="1"/>
+      <w:numFmt w:val="bullet"/>
+      <w:lvlText w:val=""/>
+      <w:lvlJc w:val="left"/>
+      <w:pPr>
+        <w:tabs>
+          <w:tab w:val="num" w:pos="5760"/>
+        </w:tabs>
+        <w:ind w:left="5760" w:hanging="360"/>
+      </w:pPr>
+      <w:rPr>
+        <w:rFonts w:ascii="Wingdings" w:hAnsi="Wingdings" w:hint="default"/>
+        <w:sz w:val="20"/>
+      </w:rPr>
+    </w:lvl>
+    <w:lvl w:ilvl="8" w:tentative="1">
+      <w:start w:val="1"/>
+      <w:numFmt w:val="bullet"/>
+      <w:lvlText w:val=""/>
+      <w:lvlJc w:val="left"/>
+      <w:pPr>
+        <w:tabs>
+          <w:tab w:val="num" w:pos="6480"/>
+        </w:tabs>
+        <w:ind w:left="6480" w:hanging="360"/>
+      </w:pPr>
+      <w:rPr>
+        <w:rFonts w:ascii="Wingdings" w:hAnsi="Wingdings" w:hint="default"/>
+        <w:sz w:val="20"/>
+      </w:rPr>
+    </w:lvl>
+  </w:abstractNum>
+  <w:abstractNum w:abstractNumId="15" w15:restartNumberingAfterBreak="0">
+    <w:nsid w:val="482B4D41"/>
+    <w:multiLevelType w:val="multilevel"/>
+    <w:tmpl w:val="F1C00836"/>
+    <w:lvl w:ilvl="0">
+      <w:start w:val="1"/>
+      <w:numFmt w:val="bullet"/>
+      <w:lvlText w:val=""/>
+      <w:lvlJc w:val="left"/>
+      <w:pPr>
+        <w:tabs>
+          <w:tab w:val="num" w:pos="720"/>
+        </w:tabs>
+        <w:ind w:left="720" w:hanging="360"/>
+      </w:pPr>
+      <w:rPr>
+        <w:rFonts w:ascii="Symbol" w:hAnsi="Symbol" w:hint="default"/>
+        <w:sz w:val="20"/>
+      </w:rPr>
+    </w:lvl>
+    <w:lvl w:ilvl="1" w:tentative="1">
+      <w:start w:val="1"/>
+      <w:numFmt w:val="bullet"/>
+      <w:lvlText w:val="o"/>
+      <w:lvlJc w:val="left"/>
+      <w:pPr>
+        <w:tabs>
+          <w:tab w:val="num" w:pos="1440"/>
+        </w:tabs>
+        <w:ind w:left="1440" w:hanging="360"/>
+      </w:pPr>
+      <w:rPr>
+        <w:rFonts w:ascii="Courier New" w:hAnsi="Courier New" w:hint="default"/>
+        <w:sz w:val="20"/>
+      </w:rPr>
+    </w:lvl>
+    <w:lvl w:ilvl="2" w:tentative="1">
+      <w:start w:val="1"/>
+      <w:numFmt w:val="bullet"/>
+      <w:lvlText w:val=""/>
+      <w:lvlJc w:val="left"/>
+      <w:pPr>
+        <w:tabs>
+          <w:tab w:val="num" w:pos="2160"/>
+        </w:tabs>
+        <w:ind w:left="2160" w:hanging="360"/>
+      </w:pPr>
+      <w:rPr>
+        <w:rFonts w:ascii="Wingdings" w:hAnsi="Wingdings" w:hint="default"/>
+        <w:sz w:val="20"/>
+      </w:rPr>
+    </w:lvl>
+    <w:lvl w:ilvl="3" w:tentative="1">
+      <w:start w:val="1"/>
+      <w:numFmt w:val="bullet"/>
+      <w:lvlText w:val=""/>
+      <w:lvlJc w:val="left"/>
+      <w:pPr>
+        <w:tabs>
+          <w:tab w:val="num" w:pos="2880"/>
+        </w:tabs>
+        <w:ind w:left="2880" w:hanging="360"/>
+      </w:pPr>
+      <w:rPr>
+        <w:rFonts w:ascii="Wingdings" w:hAnsi="Wingdings" w:hint="default"/>
+        <w:sz w:val="20"/>
+      </w:rPr>
+    </w:lvl>
+    <w:lvl w:ilvl="4" w:tentative="1">
+      <w:start w:val="1"/>
+      <w:numFmt w:val="bullet"/>
+      <w:lvlText w:val=""/>
+      <w:lvlJc w:val="left"/>
+      <w:pPr>
+        <w:tabs>
+          <w:tab w:val="num" w:pos="3600"/>
+        </w:tabs>
+        <w:ind w:left="3600" w:hanging="360"/>
+      </w:pPr>
+      <w:rPr>
+        <w:rFonts w:ascii="Wingdings" w:hAnsi="Wingdings" w:hint="default"/>
+        <w:sz w:val="20"/>
+      </w:rPr>
+    </w:lvl>
+    <w:lvl w:ilvl="5" w:tentative="1">
+      <w:start w:val="1"/>
+      <w:numFmt w:val="bullet"/>
+      <w:lvlText w:val=""/>
+      <w:lvlJc w:val="left"/>
+      <w:pPr>
+        <w:tabs>
+          <w:tab w:val="num" w:pos="4320"/>
+        </w:tabs>
+        <w:ind w:left="4320" w:hanging="360"/>
+      </w:pPr>
+      <w:rPr>
+        <w:rFonts w:ascii="Wingdings" w:hAnsi="Wingdings" w:hint="default"/>
+        <w:sz w:val="20"/>
+      </w:rPr>
+    </w:lvl>
+    <w:lvl w:ilvl="6" w:tentative="1">
+      <w:start w:val="1"/>
+      <w:numFmt w:val="bullet"/>
+      <w:lvlText w:val=""/>
+      <w:lvlJc w:val="left"/>
+      <w:pPr>
+        <w:tabs>
+          <w:tab w:val="num" w:pos="5040"/>
+        </w:tabs>
+        <w:ind w:left="5040" w:hanging="360"/>
+      </w:pPr>
+      <w:rPr>
+        <w:rFonts w:ascii="Wingdings" w:hAnsi="Wingdings" w:hint="default"/>
+        <w:sz w:val="20"/>
+      </w:rPr>
+    </w:lvl>
+    <w:lvl w:ilvl="7" w:tentative="1">
+      <w:start w:val="1"/>
+      <w:numFmt w:val="bullet"/>
+      <w:lvlText w:val=""/>
+      <w:lvlJc w:val="left"/>
+      <w:pPr>
+        <w:tabs>
+          <w:tab w:val="num" w:pos="5760"/>
+        </w:tabs>
+        <w:ind w:left="5760" w:hanging="360"/>
+      </w:pPr>
+      <w:rPr>
+        <w:rFonts w:ascii="Wingdings" w:hAnsi="Wingdings" w:hint="default"/>
+        <w:sz w:val="20"/>
+      </w:rPr>
+    </w:lvl>
+    <w:lvl w:ilvl="8" w:tentative="1">
+      <w:start w:val="1"/>
+      <w:numFmt w:val="bullet"/>
+      <w:lvlText w:val=""/>
+      <w:lvlJc w:val="left"/>
+      <w:pPr>
+        <w:tabs>
+          <w:tab w:val="num" w:pos="6480"/>
+        </w:tabs>
+        <w:ind w:left="6480" w:hanging="360"/>
+      </w:pPr>
+      <w:rPr>
+        <w:rFonts w:ascii="Wingdings" w:hAnsi="Wingdings" w:hint="default"/>
+        <w:sz w:val="20"/>
+      </w:rPr>
+    </w:lvl>
+  </w:abstractNum>
+  <w:abstractNum w:abstractNumId="16" w15:restartNumberingAfterBreak="0">
+    <w:nsid w:val="4A5970BA"/>
+    <w:multiLevelType w:val="multilevel"/>
+    <w:tmpl w:val="E3782452"/>
+    <w:lvl w:ilvl="0">
+      <w:start w:val="1"/>
+      <w:numFmt w:val="bullet"/>
+      <w:lvlText w:val=""/>
+      <w:lvlJc w:val="left"/>
+      <w:pPr>
+        <w:tabs>
+          <w:tab w:val="num" w:pos="720"/>
+        </w:tabs>
+        <w:ind w:left="720" w:hanging="360"/>
+      </w:pPr>
+      <w:rPr>
+        <w:rFonts w:ascii="Symbol" w:hAnsi="Symbol" w:hint="default"/>
+        <w:sz w:val="20"/>
+      </w:rPr>
+    </w:lvl>
+    <w:lvl w:ilvl="1" w:tentative="1">
+      <w:start w:val="1"/>
+      <w:numFmt w:val="bullet"/>
+      <w:lvlText w:val="o"/>
+      <w:lvlJc w:val="left"/>
+      <w:pPr>
+        <w:tabs>
+          <w:tab w:val="num" w:pos="1440"/>
+        </w:tabs>
+        <w:ind w:left="1440" w:hanging="360"/>
+      </w:pPr>
+      <w:rPr>
+        <w:rFonts w:ascii="Courier New" w:hAnsi="Courier New" w:hint="default"/>
+        <w:sz w:val="20"/>
+      </w:rPr>
+    </w:lvl>
+    <w:lvl w:ilvl="2" w:tentative="1">
+      <w:start w:val="1"/>
+      <w:numFmt w:val="bullet"/>
+      <w:lvlText w:val=""/>
+      <w:lvlJc w:val="left"/>
+      <w:pPr>
+        <w:tabs>
+          <w:tab w:val="num" w:pos="2160"/>
+        </w:tabs>
+        <w:ind w:left="2160" w:hanging="360"/>
+      </w:pPr>
+      <w:rPr>
+        <w:rFonts w:ascii="Wingdings" w:hAnsi="Wingdings" w:hint="default"/>
+        <w:sz w:val="20"/>
+      </w:rPr>
+    </w:lvl>
+    <w:lvl w:ilvl="3" w:tentative="1">
+      <w:start w:val="1"/>
+      <w:numFmt w:val="bullet"/>
+      <w:lvlText w:val=""/>
+      <w:lvlJc w:val="left"/>
+      <w:pPr>
+        <w:tabs>
+          <w:tab w:val="num" w:pos="2880"/>
+        </w:tabs>
+        <w:ind w:left="2880" w:hanging="360"/>
+      </w:pPr>
+      <w:rPr>
+        <w:rFonts w:ascii="Wingdings" w:hAnsi="Wingdings" w:hint="default"/>
+        <w:sz w:val="20"/>
+      </w:rPr>
+    </w:lvl>
+    <w:lvl w:ilvl="4" w:tentative="1">
+      <w:start w:val="1"/>
+      <w:numFmt w:val="bullet"/>
+      <w:lvlText w:val=""/>
+      <w:lvlJc w:val="left"/>
+      <w:pPr>
+        <w:tabs>
+          <w:tab w:val="num" w:pos="3600"/>
+        </w:tabs>
+        <w:ind w:left="3600" w:hanging="360"/>
+      </w:pPr>
+      <w:rPr>
+        <w:rFonts w:ascii="Wingdings" w:hAnsi="Wingdings" w:hint="default"/>
+        <w:sz w:val="20"/>
+      </w:rPr>
+    </w:lvl>
+    <w:lvl w:ilvl="5" w:tentative="1">
+      <w:start w:val="1"/>
+      <w:numFmt w:val="bullet"/>
+      <w:lvlText w:val=""/>
+      <w:lvlJc w:val="left"/>
+      <w:pPr>
+        <w:tabs>
+          <w:tab w:val="num" w:pos="4320"/>
+        </w:tabs>
+        <w:ind w:left="4320" w:hanging="360"/>
+      </w:pPr>
+      <w:rPr>
+        <w:rFonts w:ascii="Wingdings" w:hAnsi="Wingdings" w:hint="default"/>
+        <w:sz w:val="20"/>
+      </w:rPr>
+    </w:lvl>
+    <w:lvl w:ilvl="6" w:tentative="1">
+      <w:start w:val="1"/>
+      <w:numFmt w:val="bullet"/>
+      <w:lvlText w:val=""/>
+      <w:lvlJc w:val="left"/>
+      <w:pPr>
+        <w:tabs>
+          <w:tab w:val="num" w:pos="5040"/>
+        </w:tabs>
+        <w:ind w:left="5040" w:hanging="360"/>
+      </w:pPr>
+      <w:rPr>
+        <w:rFonts w:ascii="Wingdings" w:hAnsi="Wingdings" w:hint="default"/>
+        <w:sz w:val="20"/>
+      </w:rPr>
+    </w:lvl>
+    <w:lvl w:ilvl="7" w:tentative="1">
+      <w:start w:val="1"/>
+      <w:numFmt w:val="bullet"/>
+      <w:lvlText w:val=""/>
+      <w:lvlJc w:val="left"/>
+      <w:pPr>
+        <w:tabs>
+          <w:tab w:val="num" w:pos="5760"/>
+        </w:tabs>
+        <w:ind w:left="5760" w:hanging="360"/>
+      </w:pPr>
+      <w:rPr>
+        <w:rFonts w:ascii="Wingdings" w:hAnsi="Wingdings" w:hint="default"/>
+        <w:sz w:val="20"/>
+      </w:rPr>
+    </w:lvl>
+    <w:lvl w:ilvl="8" w:tentative="1">
+      <w:start w:val="1"/>
+      <w:numFmt w:val="bullet"/>
+      <w:lvlText w:val=""/>
+      <w:lvlJc w:val="left"/>
+      <w:pPr>
+        <w:tabs>
+          <w:tab w:val="num" w:pos="6480"/>
+        </w:tabs>
+        <w:ind w:left="6480" w:hanging="360"/>
+      </w:pPr>
+      <w:rPr>
+        <w:rFonts w:ascii="Wingdings" w:hAnsi="Wingdings" w:hint="default"/>
+        <w:sz w:val="20"/>
+      </w:rPr>
+    </w:lvl>
+  </w:abstractNum>
+  <w:abstractNum w:abstractNumId="17" w15:restartNumberingAfterBreak="0">
     <w:nsid w:val="51EC20C8"/>
     <w:multiLevelType w:val="multilevel"/>
     <w:tmpl w:val="999C8DB0"/>
@@ -6196,7 +8665,7 @@
       </w:rPr>
     </w:lvl>
   </w:abstractNum>
-  <w:abstractNum w:abstractNumId="15" w15:restartNumberingAfterBreak="0">
+  <w:abstractNum w:abstractNumId="18" w15:restartNumberingAfterBreak="0">
     <w:nsid w:val="561C3050"/>
     <w:multiLevelType w:val="multilevel"/>
     <w:tmpl w:val="0409001F"/>
@@ -6282,7 +8751,7 @@
       </w:pPr>
     </w:lvl>
   </w:abstractNum>
-  <w:abstractNum w:abstractNumId="16" w15:restartNumberingAfterBreak="0">
+  <w:abstractNum w:abstractNumId="19" w15:restartNumberingAfterBreak="0">
     <w:nsid w:val="59A71766"/>
     <w:multiLevelType w:val="multilevel"/>
     <w:tmpl w:val="9984D218"/>
@@ -6431,7 +8900,7 @@
       </w:rPr>
     </w:lvl>
   </w:abstractNum>
-  <w:abstractNum w:abstractNumId="17" w15:restartNumberingAfterBreak="0">
+  <w:abstractNum w:abstractNumId="20" w15:restartNumberingAfterBreak="0">
     <w:nsid w:val="5B8E2B7B"/>
     <w:multiLevelType w:val="multilevel"/>
     <w:tmpl w:val="A122110A"/>
@@ -6580,7 +9049,7 @@
       </w:rPr>
     </w:lvl>
   </w:abstractNum>
-  <w:abstractNum w:abstractNumId="18" w15:restartNumberingAfterBreak="0">
+  <w:abstractNum w:abstractNumId="21" w15:restartNumberingAfterBreak="0">
     <w:nsid w:val="648D51EA"/>
     <w:multiLevelType w:val="multilevel"/>
     <w:tmpl w:val="AAA40A5C"/>
@@ -6729,7 +9198,7 @@
       </w:rPr>
     </w:lvl>
   </w:abstractNum>
-  <w:abstractNum w:abstractNumId="19" w15:restartNumberingAfterBreak="0">
+  <w:abstractNum w:abstractNumId="22" w15:restartNumberingAfterBreak="0">
     <w:nsid w:val="682513C6"/>
     <w:multiLevelType w:val="multilevel"/>
     <w:tmpl w:val="808CFDAC"/>
@@ -6879,7 +9348,7 @@
       </w:rPr>
     </w:lvl>
   </w:abstractNum>
-  <w:abstractNum w:abstractNumId="20" w15:restartNumberingAfterBreak="0">
+  <w:abstractNum w:abstractNumId="23" w15:restartNumberingAfterBreak="0">
     <w:nsid w:val="68F42168"/>
     <w:multiLevelType w:val="multilevel"/>
     <w:tmpl w:val="91420710"/>
@@ -7028,7 +9497,7 @@
       </w:rPr>
     </w:lvl>
   </w:abstractNum>
-  <w:abstractNum w:abstractNumId="21" w15:restartNumberingAfterBreak="0">
+  <w:abstractNum w:abstractNumId="24" w15:restartNumberingAfterBreak="0">
     <w:nsid w:val="692B526A"/>
     <w:multiLevelType w:val="multilevel"/>
     <w:tmpl w:val="C0A8A5FA"/>
@@ -7177,7 +9646,7 @@
       </w:rPr>
     </w:lvl>
   </w:abstractNum>
-  <w:abstractNum w:abstractNumId="22" w15:restartNumberingAfterBreak="0">
+  <w:abstractNum w:abstractNumId="25" w15:restartNumberingAfterBreak="0">
     <w:nsid w:val="71D66C61"/>
     <w:multiLevelType w:val="multilevel"/>
     <w:tmpl w:val="262CD0E4"/>
@@ -7326,7 +9795,156 @@
       </w:rPr>
     </w:lvl>
   </w:abstractNum>
-  <w:abstractNum w:abstractNumId="23" w15:restartNumberingAfterBreak="0">
+  <w:abstractNum w:abstractNumId="26" w15:restartNumberingAfterBreak="0">
+    <w:nsid w:val="744019BC"/>
+    <w:multiLevelType w:val="multilevel"/>
+    <w:tmpl w:val="0AC47D18"/>
+    <w:lvl w:ilvl="0">
+      <w:start w:val="1"/>
+      <w:numFmt w:val="bullet"/>
+      <w:lvlText w:val=""/>
+      <w:lvlJc w:val="left"/>
+      <w:pPr>
+        <w:tabs>
+          <w:tab w:val="num" w:pos="720"/>
+        </w:tabs>
+        <w:ind w:left="720" w:hanging="360"/>
+      </w:pPr>
+      <w:rPr>
+        <w:rFonts w:ascii="Symbol" w:hAnsi="Symbol" w:hint="default"/>
+        <w:sz w:val="20"/>
+      </w:rPr>
+    </w:lvl>
+    <w:lvl w:ilvl="1" w:tentative="1">
+      <w:start w:val="1"/>
+      <w:numFmt w:val="bullet"/>
+      <w:lvlText w:val="o"/>
+      <w:lvlJc w:val="left"/>
+      <w:pPr>
+        <w:tabs>
+          <w:tab w:val="num" w:pos="1440"/>
+        </w:tabs>
+        <w:ind w:left="1440" w:hanging="360"/>
+      </w:pPr>
+      <w:rPr>
+        <w:rFonts w:ascii="Courier New" w:hAnsi="Courier New" w:hint="default"/>
+        <w:sz w:val="20"/>
+      </w:rPr>
+    </w:lvl>
+    <w:lvl w:ilvl="2" w:tentative="1">
+      <w:start w:val="1"/>
+      <w:numFmt w:val="bullet"/>
+      <w:lvlText w:val=""/>
+      <w:lvlJc w:val="left"/>
+      <w:pPr>
+        <w:tabs>
+          <w:tab w:val="num" w:pos="2160"/>
+        </w:tabs>
+        <w:ind w:left="2160" w:hanging="360"/>
+      </w:pPr>
+      <w:rPr>
+        <w:rFonts w:ascii="Wingdings" w:hAnsi="Wingdings" w:hint="default"/>
+        <w:sz w:val="20"/>
+      </w:rPr>
+    </w:lvl>
+    <w:lvl w:ilvl="3" w:tentative="1">
+      <w:start w:val="1"/>
+      <w:numFmt w:val="bullet"/>
+      <w:lvlText w:val=""/>
+      <w:lvlJc w:val="left"/>
+      <w:pPr>
+        <w:tabs>
+          <w:tab w:val="num" w:pos="2880"/>
+        </w:tabs>
+        <w:ind w:left="2880" w:hanging="360"/>
+      </w:pPr>
+      <w:rPr>
+        <w:rFonts w:ascii="Wingdings" w:hAnsi="Wingdings" w:hint="default"/>
+        <w:sz w:val="20"/>
+      </w:rPr>
+    </w:lvl>
+    <w:lvl w:ilvl="4" w:tentative="1">
+      <w:start w:val="1"/>
+      <w:numFmt w:val="bullet"/>
+      <w:lvlText w:val=""/>
+      <w:lvlJc w:val="left"/>
+      <w:pPr>
+        <w:tabs>
+          <w:tab w:val="num" w:pos="3600"/>
+        </w:tabs>
+        <w:ind w:left="3600" w:hanging="360"/>
+      </w:pPr>
+      <w:rPr>
+        <w:rFonts w:ascii="Wingdings" w:hAnsi="Wingdings" w:hint="default"/>
+        <w:sz w:val="20"/>
+      </w:rPr>
+    </w:lvl>
+    <w:lvl w:ilvl="5" w:tentative="1">
+      <w:start w:val="1"/>
+      <w:numFmt w:val="bullet"/>
+      <w:lvlText w:val=""/>
+      <w:lvlJc w:val="left"/>
+      <w:pPr>
+        <w:tabs>
+          <w:tab w:val="num" w:pos="4320"/>
+        </w:tabs>
+        <w:ind w:left="4320" w:hanging="360"/>
+      </w:pPr>
+      <w:rPr>
+        <w:rFonts w:ascii="Wingdings" w:hAnsi="Wingdings" w:hint="default"/>
+        <w:sz w:val="20"/>
+      </w:rPr>
+    </w:lvl>
+    <w:lvl w:ilvl="6" w:tentative="1">
+      <w:start w:val="1"/>
+      <w:numFmt w:val="bullet"/>
+      <w:lvlText w:val=""/>
+      <w:lvlJc w:val="left"/>
+      <w:pPr>
+        <w:tabs>
+          <w:tab w:val="num" w:pos="5040"/>
+        </w:tabs>
+        <w:ind w:left="5040" w:hanging="360"/>
+      </w:pPr>
+      <w:rPr>
+        <w:rFonts w:ascii="Wingdings" w:hAnsi="Wingdings" w:hint="default"/>
+        <w:sz w:val="20"/>
+      </w:rPr>
+    </w:lvl>
+    <w:lvl w:ilvl="7" w:tentative="1">
+      <w:start w:val="1"/>
+      <w:numFmt w:val="bullet"/>
+      <w:lvlText w:val=""/>
+      <w:lvlJc w:val="left"/>
+      <w:pPr>
+        <w:tabs>
+          <w:tab w:val="num" w:pos="5760"/>
+        </w:tabs>
+        <w:ind w:left="5760" w:hanging="360"/>
+      </w:pPr>
+      <w:rPr>
+        <w:rFonts w:ascii="Wingdings" w:hAnsi="Wingdings" w:hint="default"/>
+        <w:sz w:val="20"/>
+      </w:rPr>
+    </w:lvl>
+    <w:lvl w:ilvl="8" w:tentative="1">
+      <w:start w:val="1"/>
+      <w:numFmt w:val="bullet"/>
+      <w:lvlText w:val=""/>
+      <w:lvlJc w:val="left"/>
+      <w:pPr>
+        <w:tabs>
+          <w:tab w:val="num" w:pos="6480"/>
+        </w:tabs>
+        <w:ind w:left="6480" w:hanging="360"/>
+      </w:pPr>
+      <w:rPr>
+        <w:rFonts w:ascii="Wingdings" w:hAnsi="Wingdings" w:hint="default"/>
+        <w:sz w:val="20"/>
+      </w:rPr>
+    </w:lvl>
+  </w:abstractNum>
+  <w:abstractNum w:abstractNumId="27" w15:restartNumberingAfterBreak="0">
     <w:nsid w:val="77B934D5"/>
     <w:multiLevelType w:val="multilevel"/>
     <w:tmpl w:val="CCD82066"/>
@@ -7421,7 +10039,7 @@
       </w:pPr>
     </w:lvl>
   </w:abstractNum>
-  <w:abstractNum w:abstractNumId="24" w15:restartNumberingAfterBreak="0">
+  <w:abstractNum w:abstractNumId="28" w15:restartNumberingAfterBreak="0">
     <w:nsid w:val="7A7B01CF"/>
     <w:multiLevelType w:val="multilevel"/>
     <w:tmpl w:val="3760DE2E"/>
@@ -7570,7 +10188,7 @@
       </w:rPr>
     </w:lvl>
   </w:abstractNum>
-  <w:abstractNum w:abstractNumId="25" w15:restartNumberingAfterBreak="0">
+  <w:abstractNum w:abstractNumId="29" w15:restartNumberingAfterBreak="0">
     <w:nsid w:val="7B262CCC"/>
     <w:multiLevelType w:val="hybridMultilevel"/>
     <w:tmpl w:val="148A64E4"/>
@@ -7663,16 +10281,16 @@
     <w:abstractNumId w:val="4"/>
   </w:num>
   <w:num w:numId="2" w16cid:durableId="349380569">
-    <w:abstractNumId w:val="25"/>
+    <w:abstractNumId w:val="29"/>
   </w:num>
   <w:num w:numId="3" w16cid:durableId="364983558">
-    <w:abstractNumId w:val="23"/>
+    <w:abstractNumId w:val="27"/>
   </w:num>
   <w:num w:numId="4" w16cid:durableId="1569458935">
-    <w:abstractNumId w:val="18"/>
+    <w:abstractNumId w:val="21"/>
   </w:num>
   <w:num w:numId="5" w16cid:durableId="284242900">
-    <w:abstractNumId w:val="17"/>
+    <w:abstractNumId w:val="20"/>
   </w:num>
   <w:num w:numId="6" w16cid:durableId="1933321312">
     <w:abstractNumId w:val="2"/>
@@ -7687,16 +10305,16 @@
     <w:abstractNumId w:val="1"/>
   </w:num>
   <w:num w:numId="10" w16cid:durableId="351538728">
-    <w:abstractNumId w:val="15"/>
+    <w:abstractNumId w:val="18"/>
   </w:num>
   <w:num w:numId="11" w16cid:durableId="829909244">
-    <w:abstractNumId w:val="16"/>
+    <w:abstractNumId w:val="19"/>
   </w:num>
   <w:num w:numId="12" w16cid:durableId="468402503">
-    <w:abstractNumId w:val="20"/>
+    <w:abstractNumId w:val="23"/>
   </w:num>
   <w:num w:numId="13" w16cid:durableId="427581978">
-    <w:abstractNumId w:val="24"/>
+    <w:abstractNumId w:val="28"/>
   </w:num>
   <w:num w:numId="14" w16cid:durableId="95565398">
     <w:abstractNumId w:val="12"/>
@@ -7711,16 +10329,16 @@
     <w:abstractNumId w:val="5"/>
   </w:num>
   <w:num w:numId="18" w16cid:durableId="189224454">
-    <w:abstractNumId w:val="19"/>
+    <w:abstractNumId w:val="22"/>
   </w:num>
   <w:num w:numId="19" w16cid:durableId="242683491">
-    <w:abstractNumId w:val="14"/>
+    <w:abstractNumId w:val="17"/>
   </w:num>
   <w:num w:numId="20" w16cid:durableId="929236060">
     <w:abstractNumId w:val="9"/>
   </w:num>
   <w:num w:numId="21" w16cid:durableId="569967874">
-    <w:abstractNumId w:val="22"/>
+    <w:abstractNumId w:val="25"/>
   </w:num>
   <w:num w:numId="22" w16cid:durableId="49499363">
     <w:abstractNumId w:val="0"/>
@@ -7771,7 +10389,58 @@
     <w:abstractNumId w:val="3"/>
   </w:num>
   <w:num w:numId="38" w16cid:durableId="2134326807">
-    <w:abstractNumId w:val="21"/>
+    <w:abstractNumId w:val="24"/>
+  </w:num>
+  <w:num w:numId="39" w16cid:durableId="1940329064">
+    <w:abstractNumId w:val="16"/>
+  </w:num>
+  <w:num w:numId="40" w16cid:durableId="1337031080">
+    <w:abstractNumId w:val="14"/>
+  </w:num>
+  <w:num w:numId="41" w16cid:durableId="555824834">
+    <w:abstractNumId w:val="1"/>
+  </w:num>
+  <w:num w:numId="42" w16cid:durableId="620303400">
+    <w:abstractNumId w:val="1"/>
+  </w:num>
+  <w:num w:numId="43" w16cid:durableId="678577725">
+    <w:abstractNumId w:val="1"/>
+  </w:num>
+  <w:num w:numId="44" w16cid:durableId="1140416977">
+    <w:abstractNumId w:val="22"/>
+  </w:num>
+  <w:num w:numId="45" w16cid:durableId="483204726">
+    <w:abstractNumId w:val="22"/>
+  </w:num>
+  <w:num w:numId="46" w16cid:durableId="134758948">
+    <w:abstractNumId w:val="22"/>
+  </w:num>
+  <w:num w:numId="47" w16cid:durableId="674306578">
+    <w:abstractNumId w:val="22"/>
+  </w:num>
+  <w:num w:numId="48" w16cid:durableId="1196844301">
+    <w:abstractNumId w:val="22"/>
+  </w:num>
+  <w:num w:numId="49" w16cid:durableId="155927698">
+    <w:abstractNumId w:val="22"/>
+  </w:num>
+  <w:num w:numId="50" w16cid:durableId="270935767">
+    <w:abstractNumId w:val="1"/>
+  </w:num>
+  <w:num w:numId="51" w16cid:durableId="1087382481">
+    <w:abstractNumId w:val="26"/>
+  </w:num>
+  <w:num w:numId="52" w16cid:durableId="664169294">
+    <w:abstractNumId w:val="15"/>
+  </w:num>
+  <w:num w:numId="53" w16cid:durableId="486631893">
+    <w:abstractNumId w:val="1"/>
+  </w:num>
+  <w:num w:numId="54" w16cid:durableId="1485851610">
+    <w:abstractNumId w:val="1"/>
+  </w:num>
+  <w:num w:numId="55" w16cid:durableId="1260285873">
+    <w:abstractNumId w:val="1"/>
   </w:num>
 </w:numbering>
 </file>
@@ -8974,10 +11643,6 @@
       <w:numPr>
         <w:numId w:val="18"/>
       </w:numPr>
-      <w:tabs>
-        <w:tab w:val="clear" w:pos="720"/>
-      </w:tabs>
-      <w:ind w:left="1170"/>
     </w:pPr>
   </w:style>
   <w:style w:type="paragraph" w:styleId="TOC3">
@@ -8992,6 +11657,85 @@
       <w:spacing w:after="100"/>
       <w:ind w:left="520"/>
     </w:pPr>
+  </w:style>
+  <w:style w:type="paragraph" w:customStyle="1" w:styleId="p1">
+    <w:name w:val="p1"/>
+    <w:basedOn w:val="Normal"/>
+    <w:rsid w:val="001C4D1A"/>
+    <w:pPr>
+      <w:spacing w:before="100" w:beforeAutospacing="1" w:after="100" w:afterAutospacing="1" w:line="240" w:lineRule="auto"/>
+      <w:ind w:left="0" w:firstLine="0"/>
+      <w:jc w:val="left"/>
+    </w:pPr>
+    <w:rPr>
+      <w:rFonts w:eastAsia="Times New Roman"/>
+      <w:kern w:val="0"/>
+      <w:sz w:val="24"/>
+      <w:szCs w:val="24"/>
+      <w:lang w:val="en-VN"/>
+      <w14:ligatures w14:val="none"/>
+    </w:rPr>
+  </w:style>
+  <w:style w:type="paragraph" w:customStyle="1" w:styleId="p2">
+    <w:name w:val="p2"/>
+    <w:basedOn w:val="Normal"/>
+    <w:rsid w:val="001C4D1A"/>
+    <w:pPr>
+      <w:spacing w:before="100" w:beforeAutospacing="1" w:after="100" w:afterAutospacing="1" w:line="240" w:lineRule="auto"/>
+      <w:ind w:left="0" w:firstLine="0"/>
+      <w:jc w:val="left"/>
+    </w:pPr>
+    <w:rPr>
+      <w:rFonts w:eastAsia="Times New Roman"/>
+      <w:kern w:val="0"/>
+      <w:sz w:val="24"/>
+      <w:szCs w:val="24"/>
+      <w:lang w:val="en-VN"/>
+      <w14:ligatures w14:val="none"/>
+    </w:rPr>
+  </w:style>
+  <w:style w:type="character" w:customStyle="1" w:styleId="s1">
+    <w:name w:val="s1"/>
+    <w:basedOn w:val="DefaultParagraphFont"/>
+    <w:rsid w:val="00A205ED"/>
+  </w:style>
+  <w:style w:type="paragraph" w:customStyle="1" w:styleId="p3">
+    <w:name w:val="p3"/>
+    <w:basedOn w:val="Normal"/>
+    <w:rsid w:val="00A205ED"/>
+    <w:pPr>
+      <w:spacing w:before="100" w:beforeAutospacing="1" w:after="100" w:afterAutospacing="1" w:line="240" w:lineRule="auto"/>
+      <w:ind w:left="0" w:firstLine="0"/>
+      <w:jc w:val="left"/>
+    </w:pPr>
+    <w:rPr>
+      <w:rFonts w:eastAsia="Times New Roman"/>
+      <w:kern w:val="0"/>
+      <w:sz w:val="24"/>
+      <w:szCs w:val="24"/>
+      <w:lang w:val="en-VN"/>
+      <w14:ligatures w14:val="none"/>
+    </w:rPr>
+  </w:style>
+  <w:style w:type="character" w:customStyle="1" w:styleId="s2">
+    <w:name w:val="s2"/>
+    <w:basedOn w:val="DefaultParagraphFont"/>
+    <w:rsid w:val="00A205ED"/>
+  </w:style>
+  <w:style w:type="character" w:customStyle="1" w:styleId="s3">
+    <w:name w:val="s3"/>
+    <w:basedOn w:val="DefaultParagraphFont"/>
+    <w:rsid w:val="00A205ED"/>
+  </w:style>
+  <w:style w:type="character" w:styleId="PlaceholderText">
+    <w:name w:val="Placeholder Text"/>
+    <w:basedOn w:val="DefaultParagraphFont"/>
+    <w:uiPriority w:val="99"/>
+    <w:semiHidden/>
+    <w:rsid w:val="00B20E62"/>
+    <w:rPr>
+      <w:color w:val="666666"/>
+    </w:rPr>
   </w:style>
 </w:styles>
 </file>

--- a/hw-final/nop-bai/34. Huynh Quoc Buu DACK.docx
+++ b/hw-final/nop-bai/34. Huynh Quoc Buu DACK.docx
@@ -76,7 +76,7 @@
           <w:r>
             <w:fldChar w:fldCharType="separate"/>
           </w:r>
-          <w:hyperlink w:anchor="_Toc203018970" w:history="1">
+          <w:hyperlink w:anchor="_Toc203023670" w:history="1">
             <w:r>
               <w:rPr>
                 <w:rStyle w:val="Hyperlink"/>
@@ -120,7 +120,7 @@
                 <w:noProof/>
                 <w:webHidden/>
               </w:rPr>
-              <w:instrText xml:space="preserve"> PAGEREF _Toc203018970 \h </w:instrText>
+              <w:instrText xml:space="preserve"> PAGEREF _Toc203023670 \h </w:instrText>
             </w:r>
             <w:r>
               <w:rPr>
@@ -166,7 +166,7 @@
               <w:lang w:val="en-VN"/>
             </w:rPr>
           </w:pPr>
-          <w:hyperlink w:anchor="_Toc203018971" w:history="1">
+          <w:hyperlink w:anchor="_Toc203023671" w:history="1">
             <w:r>
               <w:rPr>
                 <w:rStyle w:val="Hyperlink"/>
@@ -210,7 +210,7 @@
                 <w:noProof/>
                 <w:webHidden/>
               </w:rPr>
-              <w:instrText xml:space="preserve"> PAGEREF _Toc203018971 \h </w:instrText>
+              <w:instrText xml:space="preserve"> PAGEREF _Toc203023671 \h </w:instrText>
             </w:r>
             <w:r>
               <w:rPr>
@@ -256,7 +256,7 @@
               <w:lang w:val="en-VN"/>
             </w:rPr>
           </w:pPr>
-          <w:hyperlink w:anchor="_Toc203018972" w:history="1">
+          <w:hyperlink w:anchor="_Toc203023672" w:history="1">
             <w:r>
               <w:rPr>
                 <w:rStyle w:val="Hyperlink"/>
@@ -300,7 +300,7 @@
                 <w:noProof/>
                 <w:webHidden/>
               </w:rPr>
-              <w:instrText xml:space="preserve"> PAGEREF _Toc203018972 \h </w:instrText>
+              <w:instrText xml:space="preserve"> PAGEREF _Toc203023672 \h </w:instrText>
             </w:r>
             <w:r>
               <w:rPr>
@@ -346,7 +346,7 @@
               <w:lang w:val="en-VN"/>
             </w:rPr>
           </w:pPr>
-          <w:hyperlink w:anchor="_Toc203018973" w:history="1">
+          <w:hyperlink w:anchor="_Toc203023673" w:history="1">
             <w:r>
               <w:rPr>
                 <w:rStyle w:val="Hyperlink"/>
@@ -390,7 +390,7 @@
                 <w:noProof/>
                 <w:webHidden/>
               </w:rPr>
-              <w:instrText xml:space="preserve"> PAGEREF _Toc203018973 \h </w:instrText>
+              <w:instrText xml:space="preserve"> PAGEREF _Toc203023673 \h </w:instrText>
             </w:r>
             <w:r>
               <w:rPr>
@@ -436,7 +436,7 @@
               <w:lang w:val="en-VN"/>
             </w:rPr>
           </w:pPr>
-          <w:hyperlink w:anchor="_Toc203018974" w:history="1">
+          <w:hyperlink w:anchor="_Toc203023674" w:history="1">
             <w:r>
               <w:rPr>
                 <w:rStyle w:val="Hyperlink"/>
@@ -480,7 +480,7 @@
                 <w:noProof/>
                 <w:webHidden/>
               </w:rPr>
-              <w:instrText xml:space="preserve"> PAGEREF _Toc203018974 \h </w:instrText>
+              <w:instrText xml:space="preserve"> PAGEREF _Toc203023674 \h </w:instrText>
             </w:r>
             <w:r>
               <w:rPr>
@@ -526,7 +526,7 @@
               <w:lang w:val="en-VN"/>
             </w:rPr>
           </w:pPr>
-          <w:hyperlink w:anchor="_Toc203018975" w:history="1">
+          <w:hyperlink w:anchor="_Toc203023675" w:history="1">
             <w:r>
               <w:rPr>
                 <w:rStyle w:val="Hyperlink"/>
@@ -570,7 +570,7 @@
                 <w:noProof/>
                 <w:webHidden/>
               </w:rPr>
-              <w:instrText xml:space="preserve"> PAGEREF _Toc203018975 \h </w:instrText>
+              <w:instrText xml:space="preserve"> PAGEREF _Toc203023675 \h </w:instrText>
             </w:r>
             <w:r>
               <w:rPr>
@@ -616,7 +616,7 @@
               <w:lang w:val="en-VN"/>
             </w:rPr>
           </w:pPr>
-          <w:hyperlink w:anchor="_Toc203018976" w:history="1">
+          <w:hyperlink w:anchor="_Toc203023676" w:history="1">
             <w:r>
               <w:rPr>
                 <w:rStyle w:val="Hyperlink"/>
@@ -660,7 +660,7 @@
                 <w:noProof/>
                 <w:webHidden/>
               </w:rPr>
-              <w:instrText xml:space="preserve"> PAGEREF _Toc203018976 \h </w:instrText>
+              <w:instrText xml:space="preserve"> PAGEREF _Toc203023676 \h </w:instrText>
             </w:r>
             <w:r>
               <w:rPr>
@@ -706,7 +706,7 @@
               <w:lang w:val="en-VN"/>
             </w:rPr>
           </w:pPr>
-          <w:hyperlink w:anchor="_Toc203018977" w:history="1">
+          <w:hyperlink w:anchor="_Toc203023677" w:history="1">
             <w:r>
               <w:rPr>
                 <w:rStyle w:val="Hyperlink"/>
@@ -750,7 +750,7 @@
                 <w:noProof/>
                 <w:webHidden/>
               </w:rPr>
-              <w:instrText xml:space="preserve"> PAGEREF _Toc203018977 \h </w:instrText>
+              <w:instrText xml:space="preserve"> PAGEREF _Toc203023677 \h </w:instrText>
             </w:r>
             <w:r>
               <w:rPr>
@@ -796,7 +796,7 @@
               <w:lang w:val="en-VN"/>
             </w:rPr>
           </w:pPr>
-          <w:hyperlink w:anchor="_Toc203018978" w:history="1">
+          <w:hyperlink w:anchor="_Toc203023678" w:history="1">
             <w:r>
               <w:rPr>
                 <w:rStyle w:val="Hyperlink"/>
@@ -840,7 +840,7 @@
                 <w:noProof/>
                 <w:webHidden/>
               </w:rPr>
-              <w:instrText xml:space="preserve"> PAGEREF _Toc203018978 \h </w:instrText>
+              <w:instrText xml:space="preserve"> PAGEREF _Toc203023678 \h </w:instrText>
             </w:r>
             <w:r>
               <w:rPr>
@@ -886,7 +886,7 @@
               <w:lang w:val="en-VN"/>
             </w:rPr>
           </w:pPr>
-          <w:hyperlink w:anchor="_Toc203018979" w:history="1">
+          <w:hyperlink w:anchor="_Toc203023679" w:history="1">
             <w:r>
               <w:rPr>
                 <w:rStyle w:val="Hyperlink"/>
@@ -930,7 +930,7 @@
                 <w:noProof/>
                 <w:webHidden/>
               </w:rPr>
-              <w:instrText xml:space="preserve"> PAGEREF _Toc203018979 \h </w:instrText>
+              <w:instrText xml:space="preserve"> PAGEREF _Toc203023679 \h </w:instrText>
             </w:r>
             <w:r>
               <w:rPr>
@@ -976,7 +976,7 @@
               <w:lang w:val="en-VN"/>
             </w:rPr>
           </w:pPr>
-          <w:hyperlink w:anchor="_Toc203018980" w:history="1">
+          <w:hyperlink w:anchor="_Toc203023680" w:history="1">
             <w:r>
               <w:rPr>
                 <w:rStyle w:val="Hyperlink"/>
@@ -1020,7 +1020,7 @@
                 <w:noProof/>
                 <w:webHidden/>
               </w:rPr>
-              <w:instrText xml:space="preserve"> PAGEREF _Toc203018980 \h </w:instrText>
+              <w:instrText xml:space="preserve"> PAGEREF _Toc203023680 \h </w:instrText>
             </w:r>
             <w:r>
               <w:rPr>
@@ -1066,7 +1066,7 @@
               <w:lang w:val="en-VN"/>
             </w:rPr>
           </w:pPr>
-          <w:hyperlink w:anchor="_Toc203018981" w:history="1">
+          <w:hyperlink w:anchor="_Toc203023681" w:history="1">
             <w:r>
               <w:rPr>
                 <w:rStyle w:val="Hyperlink"/>
@@ -1110,7 +1110,7 @@
                 <w:noProof/>
                 <w:webHidden/>
               </w:rPr>
-              <w:instrText xml:space="preserve"> PAGEREF _Toc203018981 \h </w:instrText>
+              <w:instrText xml:space="preserve"> PAGEREF _Toc203023681 \h </w:instrText>
             </w:r>
             <w:r>
               <w:rPr>
@@ -1156,7 +1156,7 @@
               <w:lang w:val="en-VN"/>
             </w:rPr>
           </w:pPr>
-          <w:hyperlink w:anchor="_Toc203018982" w:history="1">
+          <w:hyperlink w:anchor="_Toc203023682" w:history="1">
             <w:r>
               <w:rPr>
                 <w:rStyle w:val="Hyperlink"/>
@@ -1202,7 +1202,7 @@
                 <w:noProof/>
                 <w:webHidden/>
               </w:rPr>
-              <w:instrText xml:space="preserve"> PAGEREF _Toc203018982 \h </w:instrText>
+              <w:instrText xml:space="preserve"> PAGEREF _Toc203023682 \h </w:instrText>
             </w:r>
             <w:r>
               <w:rPr>
@@ -1248,7 +1248,7 @@
               <w:lang w:val="en-VN"/>
             </w:rPr>
           </w:pPr>
-          <w:hyperlink w:anchor="_Toc203018983" w:history="1">
+          <w:hyperlink w:anchor="_Toc203023683" w:history="1">
             <w:r>
               <w:rPr>
                 <w:rStyle w:val="Hyperlink"/>
@@ -1296,7 +1296,7 @@
                 <w:noProof/>
                 <w:webHidden/>
               </w:rPr>
-              <w:instrText xml:space="preserve"> PAGEREF _Toc203018983 \h </w:instrText>
+              <w:instrText xml:space="preserve"> PAGEREF _Toc203023683 \h </w:instrText>
             </w:r>
             <w:r>
               <w:rPr>
@@ -1342,7 +1342,7 @@
               <w:lang w:val="en-VN"/>
             </w:rPr>
           </w:pPr>
-          <w:hyperlink w:anchor="_Toc203018984" w:history="1">
+          <w:hyperlink w:anchor="_Toc203023684" w:history="1">
             <w:r>
               <w:rPr>
                 <w:rStyle w:val="Hyperlink"/>
@@ -1386,7 +1386,7 @@
                 <w:noProof/>
                 <w:webHidden/>
               </w:rPr>
-              <w:instrText xml:space="preserve"> PAGEREF _Toc203018984 \h </w:instrText>
+              <w:instrText xml:space="preserve"> PAGEREF _Toc203023684 \h </w:instrText>
             </w:r>
             <w:r>
               <w:rPr>
@@ -1432,7 +1432,7 @@
               <w:lang w:val="en-VN"/>
             </w:rPr>
           </w:pPr>
-          <w:hyperlink w:anchor="_Toc203018985" w:history="1">
+          <w:hyperlink w:anchor="_Toc203023685" w:history="1">
             <w:r>
               <w:rPr>
                 <w:rStyle w:val="Hyperlink"/>
@@ -1476,7 +1476,7 @@
                 <w:noProof/>
                 <w:webHidden/>
               </w:rPr>
-              <w:instrText xml:space="preserve"> PAGEREF _Toc203018985 \h </w:instrText>
+              <w:instrText xml:space="preserve"> PAGEREF _Toc203023685 \h </w:instrText>
             </w:r>
             <w:r>
               <w:rPr>
@@ -1522,7 +1522,7 @@
               <w:lang w:val="en-VN"/>
             </w:rPr>
           </w:pPr>
-          <w:hyperlink w:anchor="_Toc203018986" w:history="1">
+          <w:hyperlink w:anchor="_Toc203023686" w:history="1">
             <w:r>
               <w:rPr>
                 <w:rStyle w:val="Hyperlink"/>
@@ -1566,7 +1566,7 @@
                 <w:noProof/>
                 <w:webHidden/>
               </w:rPr>
-              <w:instrText xml:space="preserve"> PAGEREF _Toc203018986 \h </w:instrText>
+              <w:instrText xml:space="preserve"> PAGEREF _Toc203023686 \h </w:instrText>
             </w:r>
             <w:r>
               <w:rPr>
@@ -1612,7 +1612,7 @@
               <w:lang w:val="en-VN"/>
             </w:rPr>
           </w:pPr>
-          <w:hyperlink w:anchor="_Toc203018987" w:history="1">
+          <w:hyperlink w:anchor="_Toc203023687" w:history="1">
             <w:r>
               <w:rPr>
                 <w:rStyle w:val="Hyperlink"/>
@@ -1656,7 +1656,7 @@
                 <w:noProof/>
                 <w:webHidden/>
               </w:rPr>
-              <w:instrText xml:space="preserve"> PAGEREF _Toc203018987 \h </w:instrText>
+              <w:instrText xml:space="preserve"> PAGEREF _Toc203023687 \h </w:instrText>
             </w:r>
             <w:r>
               <w:rPr>
@@ -1702,7 +1702,7 @@
               <w:lang w:val="en-VN"/>
             </w:rPr>
           </w:pPr>
-          <w:hyperlink w:anchor="_Toc203018988" w:history="1">
+          <w:hyperlink w:anchor="_Toc203023688" w:history="1">
             <w:r>
               <w:rPr>
                 <w:rStyle w:val="Hyperlink"/>
@@ -1746,7 +1746,7 @@
                 <w:noProof/>
                 <w:webHidden/>
               </w:rPr>
-              <w:instrText xml:space="preserve"> PAGEREF _Toc203018988 \h </w:instrText>
+              <w:instrText xml:space="preserve"> PAGEREF _Toc203023688 \h </w:instrText>
             </w:r>
             <w:r>
               <w:rPr>
@@ -1877,7 +1877,7 @@
       <w:pPr>
         <w:pStyle w:val="Heading1"/>
       </w:pPr>
-      <w:bookmarkStart w:id="0" w:name="_Toc203018970"/>
+      <w:bookmarkStart w:id="0" w:name="_Toc203023670"/>
       <w:r>
         <w:t>T</w:t>
       </w:r>
@@ -1896,19 +1896,16 @@
         <w:t xml:space="preserve">Việc </w:t>
       </w:r>
       <w:r>
-        <w:t>ước</w:t>
+        <w:t>xác</w:t>
       </w:r>
       <w:r>
         <w:rPr>
           <w:lang w:val="vi-VN"/>
         </w:rPr>
-        <w:t xml:space="preserve"> lượng</w:t>
-      </w:r>
-      <w:r>
-        <w:t xml:space="preserve"> điểm tín dụng và </w:t>
-      </w:r>
-      <w:r>
-        <w:t>ước</w:t>
+        <w:t xml:space="preserve"> định </w:t>
+      </w:r>
+      <w:r>
+        <w:t>điểm tín dụng và ước</w:t>
       </w:r>
       <w:r>
         <w:rPr>
@@ -1917,10 +1914,7 @@
         <w:t xml:space="preserve"> lượng </w:t>
       </w:r>
       <w:r>
-        <w:t xml:space="preserve">trích lập dự phòng là hai hoạt động cốt lõi trong quản trị rủi ro của các tổ chức tài chính. Tuy nhiên, với những khách hàng chưa có hoặc thiếu lịch sử tín dụng, việc ước lượng điểm tín dụng gặp nhiều khó khăn, đặc biệt trong bối cảnh chi phí khai thác dữ liệu tín dụng truyền thống ngày càng cao. </w:t>
-      </w:r>
-      <w:r>
-        <w:t>Đồ</w:t>
+        <w:t>trích lập dự phòng là hai hoạt động cốt lõi trong quản trị rủi ro của các tổ chức tài chính. Tuy nhiên, với những khách hàng chưa có hoặc thiếu lịch sử tín dụng, việc ước lượng điểm tín dụng gặp nhiều khó khăn, đặc biệt trong bối cảnh chi phí khai thác dữ liệu tín dụng truyền thống ngày càng cao. Đồ</w:t>
       </w:r>
       <w:r>
         <w:rPr>
@@ -1944,13 +1938,7 @@
     </w:p>
     <w:p>
       <w:r>
-        <w:t>Đề</w:t>
-      </w:r>
-      <w:r>
-        <w:t xml:space="preserve"> xuất </w:t>
-      </w:r>
-      <w:r>
-        <w:t>này</w:t>
+        <w:t>Đề xuất này</w:t>
       </w:r>
       <w:r>
         <w:rPr>
@@ -1967,7 +1955,7 @@
       <w:pPr>
         <w:pStyle w:val="Heading1"/>
       </w:pPr>
-      <w:bookmarkStart w:id="1" w:name="_Toc203018971"/>
+      <w:bookmarkStart w:id="1" w:name="_Toc203023671"/>
       <w:r>
         <w:t>Giới thiệu</w:t>
       </w:r>
@@ -2301,7 +2289,7 @@
       <w:pPr>
         <w:pStyle w:val="Heading1"/>
       </w:pPr>
-      <w:bookmarkStart w:id="2" w:name="_Toc203018972"/>
+      <w:bookmarkStart w:id="2" w:name="_Toc203023672"/>
       <w:r>
         <w:t>Các nghiên cứu liên quan</w:t>
       </w:r>
@@ -2422,7 +2410,7 @@
       <w:pPr>
         <w:pStyle w:val="Heading1"/>
       </w:pPr>
-      <w:bookmarkStart w:id="3" w:name="_Toc203018973"/>
+      <w:bookmarkStart w:id="3" w:name="_Toc203023673"/>
       <w:r>
         <w:t>Phương</w:t>
       </w:r>
@@ -2585,7 +2573,7 @@
       <w:pPr>
         <w:pStyle w:val="Heading2"/>
       </w:pPr>
-      <w:bookmarkStart w:id="4" w:name="_Toc203018974"/>
+      <w:bookmarkStart w:id="4" w:name="_Toc203023674"/>
       <w:r>
         <w:t>Mô tả</w:t>
       </w:r>
@@ -2608,6 +2596,10 @@
     <w:p>
       <w:pPr>
         <w:pStyle w:val="bullet"/>
+        <w:tabs>
+          <w:tab w:val="clear" w:pos="720"/>
+        </w:tabs>
+        <w:ind w:left="1170"/>
       </w:pPr>
       <w:r>
         <w:t xml:space="preserve">Đây là dữ liệu tĩnh cho tất cả các hồ sơ vay. Mỗi dòng đại diện cho </w:t>
@@ -2626,6 +2618,10 @@
     <w:p>
       <w:pPr>
         <w:pStyle w:val="bullet"/>
+        <w:tabs>
+          <w:tab w:val="clear" w:pos="720"/>
+        </w:tabs>
+        <w:ind w:left="1170"/>
       </w:pPr>
       <w:r>
         <w:t>TARGET là biến phân loại nhị phân, có hoặc không có nợ xấu</w:t>
@@ -2634,6 +2630,10 @@
     <w:p>
       <w:pPr>
         <w:pStyle w:val="bullet"/>
+        <w:tabs>
+          <w:tab w:val="clear" w:pos="720"/>
+        </w:tabs>
+        <w:ind w:left="1170"/>
       </w:pPr>
       <w:r>
         <w:t>application_trai</w:t>
@@ -2671,6 +2671,10 @@
     <w:p>
       <w:pPr>
         <w:pStyle w:val="bullet"/>
+        <w:tabs>
+          <w:tab w:val="clear" w:pos="720"/>
+        </w:tabs>
+        <w:ind w:left="1170"/>
         <w:rPr>
           <w:sz w:val="24"/>
           <w:szCs w:val="24"/>
@@ -2683,6 +2687,10 @@
     <w:p>
       <w:pPr>
         <w:pStyle w:val="bullet"/>
+        <w:tabs>
+          <w:tab w:val="clear" w:pos="720"/>
+        </w:tabs>
+        <w:ind w:left="1170"/>
       </w:pPr>
       <w:r>
         <w:t>Với mỗi khoản vay trong mẫu, sẽ có nhiều dòng tương ứng với số lượng khoản vay trước đó.</w:t>
@@ -2699,6 +2707,10 @@
     <w:p>
       <w:pPr>
         <w:pStyle w:val="bullet"/>
+        <w:tabs>
+          <w:tab w:val="clear" w:pos="720"/>
+        </w:tabs>
+        <w:ind w:left="1170"/>
         <w:rPr>
           <w:sz w:val="24"/>
           <w:szCs w:val="24"/>
@@ -2711,6 +2723,10 @@
     <w:p>
       <w:pPr>
         <w:pStyle w:val="bullet"/>
+        <w:tabs>
+          <w:tab w:val="clear" w:pos="720"/>
+        </w:tabs>
+        <w:ind w:left="1170"/>
       </w:pPr>
       <w:r>
         <w:t>Mỗi dòng là một tháng lịch sử của một khoản vay trước đó</w:t>
@@ -2727,6 +2743,10 @@
     <w:p>
       <w:pPr>
         <w:pStyle w:val="bullet"/>
+        <w:tabs>
+          <w:tab w:val="clear" w:pos="720"/>
+        </w:tabs>
+        <w:ind w:left="1170"/>
       </w:pPr>
       <w:r>
         <w:t>Số dư hàng tháng của các khoản vay tại điểm bán (POS)</w:t>
@@ -2743,6 +2763,10 @@
     <w:p>
       <w:pPr>
         <w:pStyle w:val="bullet"/>
+        <w:tabs>
+          <w:tab w:val="clear" w:pos="720"/>
+        </w:tabs>
+        <w:ind w:left="1170"/>
       </w:pPr>
       <w:r>
         <w:lastRenderedPageBreak/>
@@ -2772,6 +2796,10 @@
     <w:p>
       <w:pPr>
         <w:pStyle w:val="bullet"/>
+        <w:tabs>
+          <w:tab w:val="clear" w:pos="720"/>
+        </w:tabs>
+        <w:ind w:left="1170"/>
         <w:rPr>
           <w:sz w:val="24"/>
           <w:szCs w:val="24"/>
@@ -2793,6 +2821,10 @@
     <w:p>
       <w:pPr>
         <w:pStyle w:val="bullet"/>
+        <w:tabs>
+          <w:tab w:val="clear" w:pos="720"/>
+        </w:tabs>
+        <w:ind w:left="1170"/>
       </w:pPr>
       <w:r>
         <w:t>Mỗi dòng tương ứng với một đơn đăng ký trước đó (dù được duyệt hay không)</w:t>
@@ -2809,6 +2841,10 @@
     <w:p>
       <w:pPr>
         <w:pStyle w:val="bullet"/>
+        <w:tabs>
+          <w:tab w:val="clear" w:pos="720"/>
+        </w:tabs>
+        <w:ind w:left="1170"/>
       </w:pPr>
       <w:r>
         <w:t>Lịch sử thanh toán cho các khoản vay đã được giải ngân trước đó</w:t>
@@ -2828,6 +2864,10 @@
     <w:p>
       <w:pPr>
         <w:pStyle w:val="bullet"/>
+        <w:tabs>
+          <w:tab w:val="clear" w:pos="720"/>
+        </w:tabs>
+        <w:ind w:left="1170"/>
       </w:pPr>
       <w:r>
         <w:t xml:space="preserve">File này chứa </w:t>
@@ -2906,7 +2946,7 @@
       <w:pPr>
         <w:pStyle w:val="Heading2"/>
       </w:pPr>
-      <w:bookmarkStart w:id="5" w:name="_Toc203018975"/>
+      <w:bookmarkStart w:id="5" w:name="_Toc203023675"/>
       <w:r>
         <w:t>Lựa chọn đặc trưng và t</w:t>
       </w:r>
@@ -2925,7 +2965,7 @@
       <w:pPr>
         <w:pStyle w:val="Heading3"/>
       </w:pPr>
-      <w:bookmarkStart w:id="6" w:name="_Toc203018976"/>
+      <w:bookmarkStart w:id="6" w:name="_Toc203023676"/>
       <w:r>
         <w:t>Lựa chọn đặc trưng</w:t>
       </w:r>
@@ -3018,9 +3058,6 @@
           </w:tcPr>
           <w:p>
             <w:r>
-              <w:rPr>
-                <w:color w:val="7030A0"/>
-              </w:rPr>
               <w:t>CODE_GENDER</w:t>
             </w:r>
           </w:p>
@@ -3050,9 +3087,6 @@
           </w:tcPr>
           <w:p>
             <w:r>
-              <w:rPr>
-                <w:color w:val="7030A0"/>
-              </w:rPr>
               <w:t>DAYS_BIRTH</w:t>
             </w:r>
           </w:p>
@@ -3082,9 +3116,6 @@
           </w:tcPr>
           <w:p>
             <w:r>
-              <w:rPr>
-                <w:color w:val="7030A0"/>
-              </w:rPr>
               <w:t>NAME_FAMILY_STATUS</w:t>
             </w:r>
           </w:p>
@@ -3114,9 +3145,6 @@
           </w:tcPr>
           <w:p>
             <w:r>
-              <w:rPr>
-                <w:color w:val="7030A0"/>
-              </w:rPr>
               <w:t>CNT_CHILDREN</w:t>
             </w:r>
           </w:p>
@@ -3146,9 +3174,6 @@
           </w:tcPr>
           <w:p>
             <w:r>
-              <w:rPr>
-                <w:color w:val="7030A0"/>
-              </w:rPr>
               <w:t>CNT_FAM_MEMBERS</w:t>
             </w:r>
           </w:p>
@@ -3832,7 +3857,7 @@
       <w:pPr>
         <w:pStyle w:val="Heading3"/>
       </w:pPr>
-      <w:bookmarkStart w:id="7" w:name="_Toc203018977"/>
+      <w:bookmarkStart w:id="7" w:name="_Toc203023677"/>
       <w:r>
         <w:t>Tiền xử lý dữ liệu</w:t>
       </w:r>
@@ -3874,7 +3899,7 @@
       <w:pPr>
         <w:pStyle w:val="Heading2"/>
       </w:pPr>
-      <w:bookmarkStart w:id="8" w:name="_Toc203018978"/>
+      <w:bookmarkStart w:id="8" w:name="_Toc203023678"/>
       <w:r>
         <w:t>X</w:t>
       </w:r>
@@ -4011,7 +4036,7 @@
       <w:pPr>
         <w:pStyle w:val="Heading2"/>
       </w:pPr>
-      <w:bookmarkStart w:id="9" w:name="_Toc203018979"/>
+      <w:bookmarkStart w:id="9" w:name="_Toc203023679"/>
       <w:r>
         <w:t>Quy đổi PD thành điểm tín dụng</w:t>
       </w:r>
@@ -4207,15 +4232,16 @@
         <w:ind w:left="1170"/>
       </w:pPr>
       <w:r>
-        <w:t xml:space="preserve">Factor = PDO / </w:t>
-      </w:r>
-      <w:proofErr w:type="gramStart"/>
-      <w:r>
-        <w:t>ln(</w:t>
-      </w:r>
-      <w:proofErr w:type="gramEnd"/>
-      <w:r>
-        <w:t>2) với PDO</w:t>
+        <w:t>Factor = PDO / ln</w:t>
+      </w:r>
+      <w:r>
+        <w:rPr>
+          <w:lang w:val="vi-VN"/>
+        </w:rPr>
+        <w:t xml:space="preserve"> </w:t>
+      </w:r>
+      <w:r>
+        <w:t>(2) với PDO</w:t>
       </w:r>
       <w:r>
         <w:t xml:space="preserve"> thường dùng</w:t>
@@ -4289,7 +4315,7 @@
       <w:pPr>
         <w:pStyle w:val="Heading2"/>
       </w:pPr>
-      <w:bookmarkStart w:id="10" w:name="_Toc203018980"/>
+      <w:bookmarkStart w:id="10" w:name="_Toc203023680"/>
       <w:r>
         <w:t xml:space="preserve">Qui đổi PD thành </w:t>
       </w:r>
@@ -4362,7 +4388,7 @@
       <w:pPr>
         <w:pStyle w:val="Heading2"/>
       </w:pPr>
-      <w:bookmarkStart w:id="11" w:name="_Toc203018981"/>
+      <w:bookmarkStart w:id="11" w:name="_Toc203023681"/>
       <w:r>
         <w:t xml:space="preserve">Tính tổng EL trong kỳ làm </w:t>
       </w:r>
@@ -4408,7 +4434,7 @@
           <w:lang w:val="vi-VN"/>
         </w:rPr>
       </w:pPr>
-      <w:bookmarkStart w:id="12" w:name="_Toc203018982"/>
+      <w:bookmarkStart w:id="12" w:name="_Toc203023682"/>
       <w:r>
         <w:rPr>
           <w:lang w:val="vi-VN"/>
@@ -4425,7 +4451,7 @@
           <w:lang w:val="en-VN"/>
         </w:rPr>
       </w:pPr>
-      <w:bookmarkStart w:id="13" w:name="_Toc203018983"/>
+      <w:bookmarkStart w:id="13" w:name="_Toc203023683"/>
       <w:r>
         <w:rPr>
           <w:rFonts w:eastAsia="Times New Roman"/>
@@ -4630,7 +4656,7 @@
           <w:szCs w:val="27"/>
         </w:rPr>
       </w:pPr>
-      <w:bookmarkStart w:id="14" w:name="_Toc203018984"/>
+      <w:bookmarkStart w:id="14" w:name="_Toc203023684"/>
       <w:r>
         <w:t>Đánh giá mô hình</w:t>
       </w:r>
@@ -5471,6 +5497,7 @@
       </w:pPr>
       <w:r>
         <w:rPr>
+          <w:noProof/>
           <w:lang w:val="vi-VN"/>
         </w:rPr>
         <w:drawing>
@@ -5563,7 +5590,7 @@
           <w:szCs w:val="27"/>
         </w:rPr>
       </w:pPr>
-      <w:bookmarkStart w:id="15" w:name="_Toc203018985"/>
+      <w:bookmarkStart w:id="15" w:name="_Toc203023685"/>
       <w:r>
         <w:t>Quy đổi xác suất nợ xấu (PD) sang điểm tín dụng</w:t>
       </w:r>
@@ -5612,7 +5639,7 @@
           <w:szCs w:val="27"/>
         </w:rPr>
       </w:pPr>
-      <w:bookmarkStart w:id="16" w:name="_Toc203018986"/>
+      <w:bookmarkStart w:id="16" w:name="_Toc203023686"/>
       <w:r>
         <w:t>Tính toán tổn thất kỳ vọng (Expected Loss)</w:t>
       </w:r>
@@ -5666,7 +5693,7 @@
           <w:szCs w:val="27"/>
         </w:rPr>
       </w:pPr>
-      <w:bookmarkStart w:id="17" w:name="_Toc203018987"/>
+      <w:bookmarkStart w:id="17" w:name="_Toc203023687"/>
       <w:r>
         <w:t>Nhận xét</w:t>
       </w:r>
@@ -5707,7 +5734,7 @@
       <w:pPr>
         <w:pStyle w:val="Heading1"/>
       </w:pPr>
-      <w:bookmarkStart w:id="18" w:name="_Toc203018988"/>
+      <w:bookmarkStart w:id="18" w:name="_Toc203023688"/>
       <w:r>
         <w:t>Tài liệu tham khảo</w:t>
       </w:r>
@@ -5876,80 +5903,9 @@
         </w:rPr>
       </w:pPr>
     </w:p>
-    <w:p>
-      <w:pPr>
-        <w:ind w:left="0" w:firstLine="0"/>
-        <w:rPr>
-          <w:lang w:val="vi-VN"/>
-        </w:rPr>
-      </w:pPr>
-    </w:p>
-    <w:p>
-      <w:pPr>
-        <w:pStyle w:val="NoSpacing"/>
-      </w:pPr>
-      <w:r>
-        <w:t>Link Dataset:</w:t>
-      </w:r>
-    </w:p>
-    <w:p>
-      <w:pPr>
-        <w:pStyle w:val="NoSpacing"/>
-      </w:pPr>
-      <w:r>
-        <w:t>Link gốc từ Kaggle:</w:t>
-      </w:r>
-    </w:p>
-    <w:p>
-      <w:pPr>
-        <w:pStyle w:val="NoSpacing"/>
-      </w:pPr>
-      <w:hyperlink r:id="rId11" w:history="1">
-        <w:r>
-          <w:rPr>
-            <w:rStyle w:val="Hyperlink"/>
-          </w:rPr>
-          <w:t>https://www.kaggle.com/competitions/home-credit-default-risk/data</w:t>
-        </w:r>
-      </w:hyperlink>
-    </w:p>
-    <w:p>
-      <w:pPr>
-        <w:pStyle w:val="NoSpacing"/>
-      </w:pPr>
-      <w:proofErr w:type="gramStart"/>
-      <w:r>
-        <w:t>Link</w:t>
-      </w:r>
-      <w:proofErr w:type="gramEnd"/>
-      <w:r>
-        <w:t xml:space="preserve"> google downloaded từ Kaggle:</w:t>
-      </w:r>
-    </w:p>
-    <w:p>
-      <w:pPr>
-        <w:pStyle w:val="NoSpacing"/>
-      </w:pPr>
-      <w:hyperlink r:id="rId12" w:history="1">
-        <w:r>
-          <w:rPr>
-            <w:rStyle w:val="Hyperlink"/>
-          </w:rPr>
-          <w:t>https://drive.google.com/drive/folders/1OQon9-Es4kfjNVf-4GTJx01u5hEyKHS6?usp=sharing</w:t>
-        </w:r>
-      </w:hyperlink>
-    </w:p>
-    <w:p>
-      <w:pPr>
-        <w:ind w:left="0" w:firstLine="0"/>
-        <w:rPr>
-          <w:lang w:val="vi-VN"/>
-        </w:rPr>
-      </w:pPr>
-    </w:p>
     <w:sectPr>
-      <w:headerReference w:type="default" r:id="rId13"/>
-      <w:footerReference w:type="default" r:id="rId14"/>
+      <w:headerReference w:type="default" r:id="rId11"/>
+      <w:footerReference w:type="default" r:id="rId12"/>
       <w:pgSz w:w="12240" w:h="15840"/>
       <w:pgMar w:top="1440" w:right="1440" w:bottom="1440" w:left="1440" w:header="720" w:footer="720" w:gutter="0"/>
       <w:cols w:space="720"/>
@@ -10441,6 +10397,45 @@
   </w:num>
   <w:num w:numId="55" w16cid:durableId="1260285873">
     <w:abstractNumId w:val="1"/>
+  </w:num>
+  <w:num w:numId="56" w16cid:durableId="1034429907">
+    <w:abstractNumId w:val="22"/>
+  </w:num>
+  <w:num w:numId="57" w16cid:durableId="1400978968">
+    <w:abstractNumId w:val="22"/>
+  </w:num>
+  <w:num w:numId="58" w16cid:durableId="1163281442">
+    <w:abstractNumId w:val="22"/>
+  </w:num>
+  <w:num w:numId="59" w16cid:durableId="1490318703">
+    <w:abstractNumId w:val="22"/>
+  </w:num>
+  <w:num w:numId="60" w16cid:durableId="937366514">
+    <w:abstractNumId w:val="22"/>
+  </w:num>
+  <w:num w:numId="61" w16cid:durableId="175314052">
+    <w:abstractNumId w:val="22"/>
+  </w:num>
+  <w:num w:numId="62" w16cid:durableId="1277757846">
+    <w:abstractNumId w:val="22"/>
+  </w:num>
+  <w:num w:numId="63" w16cid:durableId="162165182">
+    <w:abstractNumId w:val="22"/>
+  </w:num>
+  <w:num w:numId="64" w16cid:durableId="18557466">
+    <w:abstractNumId w:val="22"/>
+  </w:num>
+  <w:num w:numId="65" w16cid:durableId="912856142">
+    <w:abstractNumId w:val="22"/>
+  </w:num>
+  <w:num w:numId="66" w16cid:durableId="1882355888">
+    <w:abstractNumId w:val="22"/>
+  </w:num>
+  <w:num w:numId="67" w16cid:durableId="1397313181">
+    <w:abstractNumId w:val="22"/>
+  </w:num>
+  <w:num w:numId="68" w16cid:durableId="1179009161">
+    <w:abstractNumId w:val="22"/>
   </w:num>
 </w:numbering>
 </file>
